--- a/GitAssignment5.docx
+++ b/GitAssignment5.docx
@@ -5,6 +5,7 @@
     <w:p>
       <w:pPr>
         <w:rPr>
+          <w:rFonts w:ascii="Calibri" w:hAnsi="Calibri" w:cs="Calibri"/>
           <w:b/>
           <w:bCs/>
           <w:sz w:val="36"/>
@@ -13,6 +14,7 @@
       </w:pPr>
       <w:r>
         <w:rPr>
+          <w:rFonts w:ascii="Calibri" w:hAnsi="Calibri" w:cs="Calibri"/>
           <w:b/>
           <w:bCs/>
           <w:sz w:val="36"/>
@@ -24,185 +26,905 @@
     <w:p>
       <w:pPr>
         <w:rPr>
+          <w:rFonts w:ascii="Calibri" w:hAnsi="Calibri" w:cs="Calibri"/>
           <w:b/>
           <w:bCs/>
-          <w:sz w:val="32"/>
-          <w:szCs w:val="32"/>
-        </w:rPr>
-      </w:pPr>
-      <w:r>
-        <w:rPr>
+          <w:sz w:val="24"/>
+          <w:szCs w:val="24"/>
+        </w:rPr>
+      </w:pPr>
+    </w:p>
+    <w:p>
+      <w:pPr>
+        <w:rPr>
+          <w:rFonts w:ascii="Calibri" w:hAnsi="Calibri" w:cs="Calibri"/>
           <w:b/>
           <w:bCs/>
-          <w:sz w:val="32"/>
-          <w:szCs w:val="32"/>
-        </w:rPr>
-        <w:t>Merging Branches</w:t>
-      </w:r>
-    </w:p>
-    <w:p>
-      <w:pPr>
-        <w:rPr>
-          <w:sz w:val="26"/>
-          <w:szCs w:val="26"/>
-        </w:rPr>
-      </w:pPr>
-      <w:r>
-        <w:rPr>
+          <w:sz w:val="24"/>
+          <w:szCs w:val="24"/>
+        </w:rPr>
+      </w:pPr>
+      <w:r>
+        <w:rPr>
+          <w:rFonts w:ascii="Calibri" w:hAnsi="Calibri" w:cs="Calibri"/>
           <w:b/>
           <w:bCs/>
-          <w:sz w:val="26"/>
-          <w:szCs w:val="26"/>
-        </w:rPr>
-        <w:t>Aim</w:t>
-      </w:r>
-      <w:r>
-        <w:rPr>
-          <w:sz w:val="26"/>
-          <w:szCs w:val="26"/>
-        </w:rPr>
-        <w:br/>
-        <w:t>To merge branches in Git.</w:t>
-      </w:r>
-    </w:p>
-    <w:p>
-      <w:pPr>
-        <w:rPr>
-          <w:sz w:val="26"/>
-          <w:szCs w:val="26"/>
-        </w:rPr>
-      </w:pPr>
-      <w:r>
-        <w:rPr>
+          <w:sz w:val="24"/>
+          <w:szCs w:val="24"/>
+        </w:rPr>
+        <w:t>Q1. Perform the following Git operations: (20 Marks)</w:t>
+      </w:r>
+    </w:p>
+    <w:p>
+      <w:pPr>
+        <w:rPr>
+          <w:rFonts w:ascii="Calibri" w:hAnsi="Calibri" w:cs="Calibri"/>
           <w:b/>
           <w:bCs/>
-          <w:sz w:val="26"/>
-          <w:szCs w:val="26"/>
-        </w:rPr>
-        <w:t>Commands</w:t>
-      </w:r>
-    </w:p>
-    <w:p>
-      <w:pPr>
-        <w:rPr>
-          <w:sz w:val="26"/>
-          <w:szCs w:val="26"/>
-        </w:rPr>
-      </w:pPr>
-      <w:r>
-        <w:rPr>
-          <w:sz w:val="26"/>
-          <w:szCs w:val="26"/>
-        </w:rPr>
-        <w:t>Switch to main branch</w:t>
-      </w:r>
-    </w:p>
-    <w:p>
-      <w:pPr>
-        <w:rPr>
-          <w:sz w:val="26"/>
-          <w:szCs w:val="26"/>
-        </w:rPr>
-      </w:pPr>
-      <w:r>
-        <w:rPr>
-          <w:sz w:val="26"/>
-          <w:szCs w:val="26"/>
-        </w:rPr>
-        <w:t>git checkout main</w:t>
-      </w:r>
-    </w:p>
-    <w:p>
-      <w:pPr>
-        <w:rPr>
-          <w:sz w:val="26"/>
-          <w:szCs w:val="26"/>
-        </w:rPr>
-      </w:pPr>
-      <w:r>
-        <w:rPr>
-          <w:sz w:val="26"/>
-          <w:szCs w:val="26"/>
-        </w:rPr>
-        <w:t>Merge branch</w:t>
-      </w:r>
-    </w:p>
-    <w:p>
-      <w:pPr>
-        <w:rPr>
-          <w:sz w:val="26"/>
-          <w:szCs w:val="26"/>
-        </w:rPr>
-      </w:pPr>
-      <w:r>
-        <w:rPr>
-          <w:sz w:val="26"/>
-          <w:szCs w:val="26"/>
-        </w:rPr>
-        <w:t>git merge feature</w:t>
-      </w:r>
-    </w:p>
-    <w:p>
-      <w:pPr>
-        <w:rPr>
-          <w:sz w:val="26"/>
-          <w:szCs w:val="26"/>
-        </w:rPr>
-      </w:pPr>
-    </w:p>
-    <w:p>
-      <w:pPr>
-        <w:rPr>
-          <w:sz w:val="26"/>
-          <w:szCs w:val="26"/>
-        </w:rPr>
-      </w:pPr>
-    </w:p>
-    <w:p>
-      <w:pPr>
-        <w:rPr>
-          <w:sz w:val="26"/>
-          <w:szCs w:val="26"/>
-        </w:rPr>
-      </w:pPr>
-    </w:p>
-    <w:p>
-      <w:pPr>
-        <w:rPr>
-          <w:sz w:val="26"/>
-          <w:szCs w:val="26"/>
-        </w:rPr>
-      </w:pPr>
-      <w:r>
-        <w:rPr>
+          <w:sz w:val="24"/>
+          <w:szCs w:val="24"/>
+        </w:rPr>
+      </w:pPr>
+      <w:r>
+        <w:rPr>
+          <w:rFonts w:ascii="Calibri" w:hAnsi="Calibri" w:cs="Calibri"/>
           <w:b/>
           <w:bCs/>
-          <w:sz w:val="26"/>
-          <w:szCs w:val="26"/>
-        </w:rPr>
-        <w:t>Result</w:t>
-      </w:r>
-    </w:p>
-    <w:p>
-      <w:pPr>
-        <w:rPr>
-          <w:sz w:val="26"/>
-          <w:szCs w:val="26"/>
-        </w:rPr>
-      </w:pPr>
-      <w:r>
-        <w:rPr>
-          <w:sz w:val="26"/>
-          <w:szCs w:val="26"/>
-        </w:rPr>
-        <w:t>Branches merged successfully.</w:t>
-      </w:r>
-    </w:p>
-    <w:p>
-      <w:pPr>
-        <w:rPr>
-          <w:sz w:val="26"/>
-          <w:szCs w:val="26"/>
+          <w:sz w:val="24"/>
+          <w:szCs w:val="24"/>
+        </w:rPr>
+        <w:t>1. Add remote repository using git remote add.</w:t>
+      </w:r>
+    </w:p>
+    <w:p>
+      <w:pPr>
+        <w:rPr>
+          <w:rFonts w:ascii="Calibri" w:hAnsi="Calibri" w:cs="Calibri"/>
+          <w:sz w:val="24"/>
+          <w:szCs w:val="24"/>
+        </w:rPr>
+      </w:pPr>
+      <w:r>
+        <w:rPr>
+          <w:rFonts w:ascii="Calibri" w:hAnsi="Calibri" w:cs="Calibri"/>
+          <w:sz w:val="24"/>
+          <w:szCs w:val="24"/>
+        </w:rPr>
+        <w:t>To connect a local repository with a remote repository, the git remote add command is used.</w:t>
+      </w:r>
+    </w:p>
+    <w:p>
+      <w:pPr>
+        <w:rPr>
+          <w:rFonts w:ascii="Calibri" w:hAnsi="Calibri" w:cs="Calibri"/>
+          <w:sz w:val="24"/>
+          <w:szCs w:val="24"/>
+        </w:rPr>
+      </w:pPr>
+      <w:r>
+        <w:rPr>
+          <w:rFonts w:ascii="Calibri" w:hAnsi="Calibri" w:cs="Calibri"/>
+          <w:b/>
+          <w:bCs/>
+          <w:sz w:val="24"/>
+          <w:szCs w:val="24"/>
+        </w:rPr>
+        <w:t>Syntax:</w:t>
+      </w:r>
+    </w:p>
+    <w:p>
+      <w:pPr>
+        <w:rPr>
+          <w:rFonts w:ascii="Calibri" w:hAnsi="Calibri" w:cs="Calibri"/>
+          <w:sz w:val="24"/>
+          <w:szCs w:val="24"/>
+        </w:rPr>
+      </w:pPr>
+      <w:r>
+        <w:rPr>
+          <w:rFonts w:ascii="Calibri" w:hAnsi="Calibri" w:cs="Calibri"/>
+          <w:sz w:val="24"/>
+          <w:szCs w:val="24"/>
+        </w:rPr>
+        <w:t>git remote add origin &lt;repository-URL&gt;</w:t>
+      </w:r>
+    </w:p>
+    <w:p>
+      <w:pPr>
+        <w:rPr>
+          <w:rFonts w:ascii="Calibri" w:hAnsi="Calibri" w:cs="Calibri"/>
+          <w:sz w:val="24"/>
+          <w:szCs w:val="24"/>
+        </w:rPr>
+      </w:pPr>
+      <w:r>
+        <w:rPr>
+          <w:rFonts w:ascii="Calibri" w:hAnsi="Calibri" w:cs="Calibri"/>
+          <w:b/>
+          <w:bCs/>
+          <w:sz w:val="24"/>
+          <w:szCs w:val="24"/>
+        </w:rPr>
+        <w:t>Example:</w:t>
+      </w:r>
+    </w:p>
+    <w:p>
+      <w:pPr>
+        <w:rPr>
+          <w:rFonts w:ascii="Calibri" w:hAnsi="Calibri" w:cs="Calibri"/>
+          <w:sz w:val="24"/>
+          <w:szCs w:val="24"/>
+        </w:rPr>
+      </w:pPr>
+      <w:r>
+        <w:rPr>
+          <w:rFonts w:ascii="Calibri" w:hAnsi="Calibri" w:cs="Calibri"/>
+          <w:sz w:val="24"/>
+          <w:szCs w:val="24"/>
+        </w:rPr>
+        <w:t>git remote add origin https://github.com/user/repo.git</w:t>
+      </w:r>
+    </w:p>
+    <w:p>
+      <w:pPr>
+        <w:rPr>
+          <w:rFonts w:ascii="Calibri" w:hAnsi="Calibri" w:cs="Calibri"/>
+          <w:sz w:val="24"/>
+          <w:szCs w:val="24"/>
+        </w:rPr>
+      </w:pPr>
+      <w:r>
+        <w:rPr>
+          <w:rFonts w:ascii="Calibri" w:hAnsi="Calibri" w:cs="Calibri"/>
+          <w:b/>
+          <w:bCs/>
+          <w:sz w:val="24"/>
+          <w:szCs w:val="24"/>
+        </w:rPr>
+        <w:t>Explanation:</w:t>
+      </w:r>
+    </w:p>
+    <w:p>
+      <w:pPr>
+        <w:numPr>
+          <w:ilvl w:val="0"/>
+          <w:numId w:val="6"/>
+        </w:numPr>
+        <w:rPr>
+          <w:rFonts w:ascii="Calibri" w:hAnsi="Calibri" w:cs="Calibri"/>
+          <w:sz w:val="24"/>
+          <w:szCs w:val="24"/>
+        </w:rPr>
+      </w:pPr>
+      <w:r>
+        <w:rPr>
+          <w:rFonts w:ascii="Calibri" w:hAnsi="Calibri" w:cs="Calibri"/>
+          <w:sz w:val="24"/>
+          <w:szCs w:val="24"/>
+        </w:rPr>
+        <w:t>origin is the default name given to the remote repository.</w:t>
+      </w:r>
+    </w:p>
+    <w:p>
+      <w:pPr>
+        <w:numPr>
+          <w:ilvl w:val="0"/>
+          <w:numId w:val="6"/>
+        </w:numPr>
+        <w:rPr>
+          <w:rFonts w:ascii="Calibri" w:hAnsi="Calibri" w:cs="Calibri"/>
+          <w:sz w:val="24"/>
+          <w:szCs w:val="24"/>
+        </w:rPr>
+      </w:pPr>
+      <w:r>
+        <w:rPr>
+          <w:rFonts w:ascii="Calibri" w:hAnsi="Calibri" w:cs="Calibri"/>
+          <w:sz w:val="24"/>
+          <w:szCs w:val="24"/>
+        </w:rPr>
+        <w:t>This command links your local project to a remote Git repository.</w:t>
+      </w:r>
+    </w:p>
+    <w:p>
+      <w:pPr>
+        <w:rPr>
+          <w:rFonts w:ascii="Calibri" w:hAnsi="Calibri" w:cs="Calibri"/>
+          <w:sz w:val="24"/>
+          <w:szCs w:val="24"/>
+        </w:rPr>
+      </w:pPr>
+    </w:p>
+    <w:p>
+      <w:pPr>
+        <w:rPr>
+          <w:rFonts w:ascii="Calibri" w:hAnsi="Calibri" w:cs="Calibri"/>
+          <w:b/>
+          <w:bCs/>
+          <w:sz w:val="24"/>
+          <w:szCs w:val="24"/>
+        </w:rPr>
+      </w:pPr>
+      <w:r>
+        <w:rPr>
+          <w:rFonts w:ascii="Calibri" w:hAnsi="Calibri" w:cs="Calibri"/>
+          <w:b/>
+          <w:bCs/>
+          <w:sz w:val="24"/>
+          <w:szCs w:val="24"/>
+        </w:rPr>
+        <w:t>2. Push code using git push.</w:t>
+      </w:r>
+    </w:p>
+    <w:p>
+      <w:pPr>
+        <w:rPr>
+          <w:rFonts w:ascii="Calibri" w:hAnsi="Calibri" w:cs="Calibri"/>
+          <w:sz w:val="24"/>
+          <w:szCs w:val="24"/>
+        </w:rPr>
+      </w:pPr>
+      <w:r>
+        <w:rPr>
+          <w:rFonts w:ascii="Calibri" w:hAnsi="Calibri" w:cs="Calibri"/>
+          <w:sz w:val="24"/>
+          <w:szCs w:val="24"/>
+        </w:rPr>
+        <w:t>The git push command uploads local commits to the remote repository.</w:t>
+      </w:r>
+    </w:p>
+    <w:p>
+      <w:pPr>
+        <w:rPr>
+          <w:rFonts w:ascii="Calibri" w:hAnsi="Calibri" w:cs="Calibri"/>
+          <w:sz w:val="24"/>
+          <w:szCs w:val="24"/>
+        </w:rPr>
+      </w:pPr>
+      <w:r>
+        <w:rPr>
+          <w:rFonts w:ascii="Calibri" w:hAnsi="Calibri" w:cs="Calibri"/>
+          <w:b/>
+          <w:bCs/>
+          <w:sz w:val="24"/>
+          <w:szCs w:val="24"/>
+        </w:rPr>
+        <w:t>Syntax:</w:t>
+      </w:r>
+    </w:p>
+    <w:p>
+      <w:pPr>
+        <w:rPr>
+          <w:rFonts w:ascii="Calibri" w:hAnsi="Calibri" w:cs="Calibri"/>
+          <w:sz w:val="24"/>
+          <w:szCs w:val="24"/>
+        </w:rPr>
+      </w:pPr>
+      <w:r>
+        <w:rPr>
+          <w:rFonts w:ascii="Calibri" w:hAnsi="Calibri" w:cs="Calibri"/>
+          <w:sz w:val="24"/>
+          <w:szCs w:val="24"/>
+        </w:rPr>
+        <w:t>git push origin main</w:t>
+      </w:r>
+    </w:p>
+    <w:p>
+      <w:pPr>
+        <w:rPr>
+          <w:rFonts w:ascii="Calibri" w:hAnsi="Calibri" w:cs="Calibri"/>
+          <w:sz w:val="24"/>
+          <w:szCs w:val="24"/>
+        </w:rPr>
+      </w:pPr>
+      <w:r>
+        <w:rPr>
+          <w:rFonts w:ascii="Calibri" w:hAnsi="Calibri" w:cs="Calibri"/>
+          <w:b/>
+          <w:bCs/>
+          <w:sz w:val="24"/>
+          <w:szCs w:val="24"/>
+        </w:rPr>
+        <w:t>Explanation:</w:t>
+      </w:r>
+    </w:p>
+    <w:p>
+      <w:pPr>
+        <w:numPr>
+          <w:ilvl w:val="0"/>
+          <w:numId w:val="7"/>
+        </w:numPr>
+        <w:rPr>
+          <w:rFonts w:ascii="Calibri" w:hAnsi="Calibri" w:cs="Calibri"/>
+          <w:sz w:val="24"/>
+          <w:szCs w:val="24"/>
+        </w:rPr>
+      </w:pPr>
+      <w:r>
+        <w:rPr>
+          <w:rFonts w:ascii="Calibri" w:hAnsi="Calibri" w:cs="Calibri"/>
+          <w:sz w:val="24"/>
+          <w:szCs w:val="24"/>
+        </w:rPr>
+        <w:t>origin refers to the remote repository.</w:t>
+      </w:r>
+    </w:p>
+    <w:p>
+      <w:pPr>
+        <w:numPr>
+          <w:ilvl w:val="0"/>
+          <w:numId w:val="7"/>
+        </w:numPr>
+        <w:rPr>
+          <w:rFonts w:ascii="Calibri" w:hAnsi="Calibri" w:cs="Calibri"/>
+          <w:sz w:val="24"/>
+          <w:szCs w:val="24"/>
+        </w:rPr>
+      </w:pPr>
+      <w:r>
+        <w:rPr>
+          <w:rFonts w:ascii="Calibri" w:hAnsi="Calibri" w:cs="Calibri"/>
+          <w:sz w:val="24"/>
+          <w:szCs w:val="24"/>
+        </w:rPr>
+        <w:t>main is the branch name.</w:t>
+      </w:r>
+    </w:p>
+    <w:p>
+      <w:pPr>
+        <w:numPr>
+          <w:ilvl w:val="0"/>
+          <w:numId w:val="7"/>
+        </w:numPr>
+        <w:rPr>
+          <w:rFonts w:ascii="Calibri" w:hAnsi="Calibri" w:cs="Calibri"/>
+          <w:sz w:val="24"/>
+          <w:szCs w:val="24"/>
+        </w:rPr>
+      </w:pPr>
+      <w:r>
+        <w:rPr>
+          <w:rFonts w:ascii="Calibri" w:hAnsi="Calibri" w:cs="Calibri"/>
+          <w:sz w:val="24"/>
+          <w:szCs w:val="24"/>
+        </w:rPr>
+        <w:t>This command sends your local changes to the remote repository.</w:t>
+      </w:r>
+    </w:p>
+    <w:p>
+      <w:pPr>
+        <w:rPr>
+          <w:rFonts w:ascii="Calibri" w:hAnsi="Calibri" w:cs="Calibri"/>
+          <w:sz w:val="24"/>
+          <w:szCs w:val="24"/>
+        </w:rPr>
+      </w:pPr>
+    </w:p>
+    <w:p>
+      <w:pPr>
+        <w:rPr>
+          <w:rFonts w:ascii="Calibri" w:hAnsi="Calibri" w:cs="Calibri"/>
+          <w:b/>
+          <w:bCs/>
+          <w:sz w:val="24"/>
+          <w:szCs w:val="24"/>
+        </w:rPr>
+      </w:pPr>
+      <w:r>
+        <w:rPr>
+          <w:rFonts w:ascii="Calibri" w:hAnsi="Calibri" w:cs="Calibri"/>
+          <w:b/>
+          <w:bCs/>
+          <w:sz w:val="24"/>
+          <w:szCs w:val="24"/>
+        </w:rPr>
+        <w:t>3. Pull updates using git pull.</w:t>
+      </w:r>
+    </w:p>
+    <w:p>
+      <w:pPr>
+        <w:rPr>
+          <w:rFonts w:ascii="Calibri" w:hAnsi="Calibri" w:cs="Calibri"/>
+          <w:sz w:val="24"/>
+          <w:szCs w:val="24"/>
+        </w:rPr>
+      </w:pPr>
+      <w:r>
+        <w:rPr>
+          <w:rFonts w:ascii="Calibri" w:hAnsi="Calibri" w:cs="Calibri"/>
+          <w:sz w:val="24"/>
+          <w:szCs w:val="24"/>
+        </w:rPr>
+        <w:t>The git pull command is used to fetch and merge changes from a remote repository into the local repository.</w:t>
+      </w:r>
+    </w:p>
+    <w:p>
+      <w:pPr>
+        <w:rPr>
+          <w:rFonts w:ascii="Calibri" w:hAnsi="Calibri" w:cs="Calibri"/>
+          <w:sz w:val="24"/>
+          <w:szCs w:val="24"/>
+        </w:rPr>
+      </w:pPr>
+      <w:r>
+        <w:rPr>
+          <w:rFonts w:ascii="Calibri" w:hAnsi="Calibri" w:cs="Calibri"/>
+          <w:b/>
+          <w:bCs/>
+          <w:sz w:val="24"/>
+          <w:szCs w:val="24"/>
+        </w:rPr>
+        <w:t>Syntax:</w:t>
+      </w:r>
+    </w:p>
+    <w:p>
+      <w:pPr>
+        <w:rPr>
+          <w:rFonts w:ascii="Calibri" w:hAnsi="Calibri" w:cs="Calibri"/>
+          <w:sz w:val="24"/>
+          <w:szCs w:val="24"/>
+        </w:rPr>
+      </w:pPr>
+      <w:r>
+        <w:rPr>
+          <w:rFonts w:ascii="Calibri" w:hAnsi="Calibri" w:cs="Calibri"/>
+          <w:sz w:val="24"/>
+          <w:szCs w:val="24"/>
+        </w:rPr>
+        <w:t>git pull origin main</w:t>
+      </w:r>
+    </w:p>
+    <w:p>
+      <w:pPr>
+        <w:rPr>
+          <w:rFonts w:ascii="Calibri" w:hAnsi="Calibri" w:cs="Calibri"/>
+          <w:sz w:val="24"/>
+          <w:szCs w:val="24"/>
+        </w:rPr>
+      </w:pPr>
+      <w:r>
+        <w:rPr>
+          <w:rFonts w:ascii="Calibri" w:hAnsi="Calibri" w:cs="Calibri"/>
+          <w:b/>
+          <w:bCs/>
+          <w:sz w:val="24"/>
+          <w:szCs w:val="24"/>
+        </w:rPr>
+        <w:t>Explanation:</w:t>
+      </w:r>
+    </w:p>
+    <w:p>
+      <w:pPr>
+        <w:numPr>
+          <w:ilvl w:val="0"/>
+          <w:numId w:val="8"/>
+        </w:numPr>
+        <w:rPr>
+          <w:rFonts w:ascii="Calibri" w:hAnsi="Calibri" w:cs="Calibri"/>
+          <w:sz w:val="24"/>
+          <w:szCs w:val="24"/>
+        </w:rPr>
+      </w:pPr>
+      <w:r>
+        <w:rPr>
+          <w:rFonts w:ascii="Calibri" w:hAnsi="Calibri" w:cs="Calibri"/>
+          <w:sz w:val="24"/>
+          <w:szCs w:val="24"/>
+        </w:rPr>
+        <w:t>It combines git fetch and git merge.</w:t>
+      </w:r>
+    </w:p>
+    <w:p>
+      <w:pPr>
+        <w:numPr>
+          <w:ilvl w:val="0"/>
+          <w:numId w:val="8"/>
+        </w:numPr>
+        <w:rPr>
+          <w:rFonts w:ascii="Calibri" w:hAnsi="Calibri" w:cs="Calibri"/>
+          <w:sz w:val="24"/>
+          <w:szCs w:val="24"/>
+        </w:rPr>
+      </w:pPr>
+      <w:r>
+        <w:rPr>
+          <w:rFonts w:ascii="Calibri" w:hAnsi="Calibri" w:cs="Calibri"/>
+          <w:sz w:val="24"/>
+          <w:szCs w:val="24"/>
+        </w:rPr>
+        <w:t>Updates your local branch with the latest changes from the remote.</w:t>
+      </w:r>
+    </w:p>
+    <w:p>
+      <w:pPr>
+        <w:rPr>
+          <w:rFonts w:ascii="Calibri" w:hAnsi="Calibri" w:cs="Calibri"/>
+          <w:sz w:val="24"/>
+          <w:szCs w:val="24"/>
+        </w:rPr>
+      </w:pPr>
+    </w:p>
+    <w:p>
+      <w:pPr>
+        <w:rPr>
+          <w:rFonts w:ascii="Calibri" w:hAnsi="Calibri" w:cs="Calibri"/>
+          <w:b/>
+          <w:bCs/>
+          <w:sz w:val="24"/>
+          <w:szCs w:val="24"/>
+        </w:rPr>
+      </w:pPr>
+      <w:r>
+        <w:rPr>
+          <w:rFonts w:ascii="Calibri" w:hAnsi="Calibri" w:cs="Calibri"/>
+          <w:b/>
+          <w:bCs/>
+          <w:sz w:val="24"/>
+          <w:szCs w:val="24"/>
+        </w:rPr>
+        <w:t>4. Fetch updates using git fetch.</w:t>
+      </w:r>
+    </w:p>
+    <w:p>
+      <w:pPr>
+        <w:rPr>
+          <w:rFonts w:ascii="Calibri" w:hAnsi="Calibri" w:cs="Calibri"/>
+          <w:sz w:val="24"/>
+          <w:szCs w:val="24"/>
+        </w:rPr>
+      </w:pPr>
+      <w:r>
+        <w:rPr>
+          <w:rFonts w:ascii="Calibri" w:hAnsi="Calibri" w:cs="Calibri"/>
+          <w:sz w:val="24"/>
+          <w:szCs w:val="24"/>
+        </w:rPr>
+        <w:lastRenderedPageBreak/>
+        <w:t>The git fetch command retrieves updates from the remote repository without merging them.</w:t>
+      </w:r>
+    </w:p>
+    <w:p>
+      <w:pPr>
+        <w:rPr>
+          <w:rFonts w:ascii="Calibri" w:hAnsi="Calibri" w:cs="Calibri"/>
+          <w:sz w:val="24"/>
+          <w:szCs w:val="24"/>
+        </w:rPr>
+      </w:pPr>
+      <w:r>
+        <w:rPr>
+          <w:rFonts w:ascii="Calibri" w:hAnsi="Calibri" w:cs="Calibri"/>
+          <w:b/>
+          <w:bCs/>
+          <w:sz w:val="24"/>
+          <w:szCs w:val="24"/>
+        </w:rPr>
+        <w:t>Syntax:</w:t>
+      </w:r>
+    </w:p>
+    <w:p>
+      <w:pPr>
+        <w:rPr>
+          <w:rFonts w:ascii="Calibri" w:hAnsi="Calibri" w:cs="Calibri"/>
+          <w:sz w:val="24"/>
+          <w:szCs w:val="24"/>
+        </w:rPr>
+      </w:pPr>
+      <w:r>
+        <w:rPr>
+          <w:rFonts w:ascii="Calibri" w:hAnsi="Calibri" w:cs="Calibri"/>
+          <w:sz w:val="24"/>
+          <w:szCs w:val="24"/>
+        </w:rPr>
+        <w:t>git fetch origin</w:t>
+      </w:r>
+    </w:p>
+    <w:p>
+      <w:pPr>
+        <w:rPr>
+          <w:rFonts w:ascii="Calibri" w:hAnsi="Calibri" w:cs="Calibri"/>
+          <w:sz w:val="24"/>
+          <w:szCs w:val="24"/>
+        </w:rPr>
+      </w:pPr>
+      <w:r>
+        <w:rPr>
+          <w:rFonts w:ascii="Calibri" w:hAnsi="Calibri" w:cs="Calibri"/>
+          <w:b/>
+          <w:bCs/>
+          <w:sz w:val="24"/>
+          <w:szCs w:val="24"/>
+        </w:rPr>
+        <w:t>Explanation:</w:t>
+      </w:r>
+    </w:p>
+    <w:p>
+      <w:pPr>
+        <w:numPr>
+          <w:ilvl w:val="0"/>
+          <w:numId w:val="9"/>
+        </w:numPr>
+        <w:rPr>
+          <w:rFonts w:ascii="Calibri" w:hAnsi="Calibri" w:cs="Calibri"/>
+          <w:sz w:val="24"/>
+          <w:szCs w:val="24"/>
+        </w:rPr>
+      </w:pPr>
+      <w:r>
+        <w:rPr>
+          <w:rFonts w:ascii="Calibri" w:hAnsi="Calibri" w:cs="Calibri"/>
+          <w:sz w:val="24"/>
+          <w:szCs w:val="24"/>
+        </w:rPr>
+        <w:t>Downloads new data (commits, branches).</w:t>
+      </w:r>
+    </w:p>
+    <w:p>
+      <w:pPr>
+        <w:numPr>
+          <w:ilvl w:val="0"/>
+          <w:numId w:val="9"/>
+        </w:numPr>
+        <w:rPr>
+          <w:rFonts w:ascii="Calibri" w:hAnsi="Calibri" w:cs="Calibri"/>
+          <w:sz w:val="24"/>
+          <w:szCs w:val="24"/>
+        </w:rPr>
+      </w:pPr>
+      <w:r>
+        <w:rPr>
+          <w:rFonts w:ascii="Calibri" w:hAnsi="Calibri" w:cs="Calibri"/>
+          <w:sz w:val="24"/>
+          <w:szCs w:val="24"/>
+        </w:rPr>
+        <w:t>Does not modify your working files.</w:t>
+      </w:r>
+    </w:p>
+    <w:p>
+      <w:pPr>
+        <w:numPr>
+          <w:ilvl w:val="0"/>
+          <w:numId w:val="9"/>
+        </w:numPr>
+        <w:rPr>
+          <w:rFonts w:ascii="Calibri" w:hAnsi="Calibri" w:cs="Calibri"/>
+          <w:sz w:val="24"/>
+          <w:szCs w:val="24"/>
+        </w:rPr>
+      </w:pPr>
+      <w:r>
+        <w:rPr>
+          <w:rFonts w:ascii="Calibri" w:hAnsi="Calibri" w:cs="Calibri"/>
+          <w:sz w:val="24"/>
+          <w:szCs w:val="24"/>
+        </w:rPr>
+        <w:t>Used when you want to review changes before merging.</w:t>
+      </w:r>
+    </w:p>
+    <w:p>
+      <w:pPr>
+        <w:rPr>
+          <w:rFonts w:ascii="Calibri" w:hAnsi="Calibri" w:cs="Calibri"/>
+          <w:sz w:val="24"/>
+          <w:szCs w:val="24"/>
+        </w:rPr>
+      </w:pPr>
+    </w:p>
+    <w:p>
+      <w:pPr>
+        <w:rPr>
+          <w:rFonts w:ascii="Calibri" w:hAnsi="Calibri" w:cs="Calibri"/>
+          <w:b/>
+          <w:bCs/>
+          <w:sz w:val="24"/>
+          <w:szCs w:val="24"/>
+        </w:rPr>
+      </w:pPr>
+      <w:r>
+        <w:rPr>
+          <w:rFonts w:ascii="Calibri" w:hAnsi="Calibri" w:cs="Calibri"/>
+          <w:b/>
+          <w:bCs/>
+          <w:sz w:val="24"/>
+          <w:szCs w:val="24"/>
+        </w:rPr>
+        <w:t>5. View remote repositories.</w:t>
+      </w:r>
+    </w:p>
+    <w:p>
+      <w:pPr>
+        <w:rPr>
+          <w:rFonts w:ascii="Calibri" w:hAnsi="Calibri" w:cs="Calibri"/>
+          <w:sz w:val="24"/>
+          <w:szCs w:val="24"/>
+        </w:rPr>
+      </w:pPr>
+      <w:r>
+        <w:rPr>
+          <w:rFonts w:ascii="Calibri" w:hAnsi="Calibri" w:cs="Calibri"/>
+          <w:sz w:val="24"/>
+          <w:szCs w:val="24"/>
+        </w:rPr>
+        <w:t>To see the list of remote repositories linked to your project, use:</w:t>
+      </w:r>
+    </w:p>
+    <w:p>
+      <w:pPr>
+        <w:rPr>
+          <w:rFonts w:ascii="Calibri" w:hAnsi="Calibri" w:cs="Calibri"/>
+          <w:sz w:val="24"/>
+          <w:szCs w:val="24"/>
+        </w:rPr>
+      </w:pPr>
+      <w:r>
+        <w:rPr>
+          <w:rFonts w:ascii="Calibri" w:hAnsi="Calibri" w:cs="Calibri"/>
+          <w:b/>
+          <w:bCs/>
+          <w:sz w:val="24"/>
+          <w:szCs w:val="24"/>
+        </w:rPr>
+        <w:t>Syntax:</w:t>
+      </w:r>
+    </w:p>
+    <w:p>
+      <w:pPr>
+        <w:rPr>
+          <w:rFonts w:ascii="Calibri" w:hAnsi="Calibri" w:cs="Calibri"/>
+          <w:sz w:val="24"/>
+          <w:szCs w:val="24"/>
+        </w:rPr>
+      </w:pPr>
+      <w:r>
+        <w:rPr>
+          <w:rFonts w:ascii="Calibri" w:hAnsi="Calibri" w:cs="Calibri"/>
+          <w:sz w:val="24"/>
+          <w:szCs w:val="24"/>
+        </w:rPr>
+        <w:t>git remote -v</w:t>
+      </w:r>
+    </w:p>
+    <w:p>
+      <w:pPr>
+        <w:rPr>
+          <w:rFonts w:ascii="Calibri" w:hAnsi="Calibri" w:cs="Calibri"/>
+          <w:sz w:val="24"/>
+          <w:szCs w:val="24"/>
+        </w:rPr>
+      </w:pPr>
+      <w:r>
+        <w:rPr>
+          <w:rFonts w:ascii="Calibri" w:hAnsi="Calibri" w:cs="Calibri"/>
+          <w:b/>
+          <w:bCs/>
+          <w:sz w:val="24"/>
+          <w:szCs w:val="24"/>
+        </w:rPr>
+        <w:t>Explanation:</w:t>
+      </w:r>
+    </w:p>
+    <w:p>
+      <w:pPr>
+        <w:numPr>
+          <w:ilvl w:val="0"/>
+          <w:numId w:val="10"/>
+        </w:numPr>
+        <w:rPr>
+          <w:rFonts w:ascii="Calibri" w:hAnsi="Calibri" w:cs="Calibri"/>
+          <w:sz w:val="24"/>
+          <w:szCs w:val="24"/>
+        </w:rPr>
+      </w:pPr>
+      <w:r>
+        <w:rPr>
+          <w:rFonts w:ascii="Calibri" w:hAnsi="Calibri" w:cs="Calibri"/>
+          <w:sz w:val="24"/>
+          <w:szCs w:val="24"/>
+        </w:rPr>
+        <w:t>Displays remote names and their URLs.</w:t>
+      </w:r>
+    </w:p>
+    <w:p>
+      <w:pPr>
+        <w:numPr>
+          <w:ilvl w:val="0"/>
+          <w:numId w:val="10"/>
+        </w:numPr>
+        <w:rPr>
+          <w:rFonts w:ascii="Calibri" w:hAnsi="Calibri" w:cs="Calibri"/>
+          <w:sz w:val="24"/>
+          <w:szCs w:val="24"/>
+        </w:rPr>
+      </w:pPr>
+      <w:r>
+        <w:rPr>
+          <w:rFonts w:ascii="Calibri" w:hAnsi="Calibri" w:cs="Calibri"/>
+          <w:sz w:val="24"/>
+          <w:szCs w:val="24"/>
+        </w:rPr>
+        <w:t>Helps verify the connected repositories.</w:t>
+      </w:r>
+    </w:p>
+    <w:p>
+      <w:pPr>
+        <w:rPr>
+          <w:rFonts w:ascii="Calibri" w:hAnsi="Calibri" w:cs="Calibri"/>
+          <w:sz w:val="24"/>
+          <w:szCs w:val="24"/>
+        </w:rPr>
+      </w:pPr>
+    </w:p>
+    <w:p>
+      <w:pPr>
+        <w:rPr>
+          <w:rFonts w:ascii="Calibri" w:hAnsi="Calibri" w:cs="Calibri"/>
+          <w:sz w:val="24"/>
+          <w:szCs w:val="24"/>
+        </w:rPr>
+      </w:pPr>
+      <w:r>
+        <w:rPr>
+          <w:rFonts w:ascii="Calibri" w:hAnsi="Calibri" w:cs="Calibri"/>
+          <w:noProof/>
+          <w:sz w:val="24"/>
+          <w:szCs w:val="24"/>
+        </w:rPr>
+        <w:drawing>
+          <wp:inline distT="0" distB="0" distL="0" distR="0" wp14:anchorId="311E287E" wp14:editId="25F3B45B">
+            <wp:extent cx="6636385" cy="4585970"/>
+            <wp:effectExtent l="0" t="0" r="0" b="5080"/>
+            <wp:docPr id="1767085930" name="Picture 1"/>
+            <wp:cNvGraphicFramePr>
+              <a:graphicFrameLocks xmlns:a="http://schemas.openxmlformats.org/drawingml/2006/main" noChangeAspect="1"/>
+            </wp:cNvGraphicFramePr>
+            <a:graphic xmlns:a="http://schemas.openxmlformats.org/drawingml/2006/main">
+              <a:graphicData uri="http://schemas.openxmlformats.org/drawingml/2006/picture">
+                <pic:pic xmlns:pic="http://schemas.openxmlformats.org/drawingml/2006/picture">
+                  <pic:nvPicPr>
+                    <pic:cNvPr id="0" name="Picture 148"/>
+                    <pic:cNvPicPr>
+                      <a:picLocks noChangeAspect="1" noChangeArrowheads="1"/>
+                    </pic:cNvPicPr>
+                  </pic:nvPicPr>
+                  <pic:blipFill>
+                    <a:blip r:embed="rId5">
+                      <a:extLst>
+                        <a:ext uri="{28A0092B-C50C-407E-A947-70E740481C1C}">
+                          <a14:useLocalDpi xmlns:a14="http://schemas.microsoft.com/office/drawing/2010/main" val="0"/>
+                        </a:ext>
+                      </a:extLst>
+                    </a:blip>
+                    <a:srcRect/>
+                    <a:stretch>
+                      <a:fillRect/>
+                    </a:stretch>
+                  </pic:blipFill>
+                  <pic:spPr bwMode="auto">
+                    <a:xfrm>
+                      <a:off x="0" y="0"/>
+                      <a:ext cx="6636385" cy="4585970"/>
+                    </a:xfrm>
+                    <a:prstGeom prst="rect">
+                      <a:avLst/>
+                    </a:prstGeom>
+                    <a:noFill/>
+                    <a:ln>
+                      <a:noFill/>
+                    </a:ln>
+                  </pic:spPr>
+                </pic:pic>
+              </a:graphicData>
+            </a:graphic>
+          </wp:inline>
+        </w:drawing>
+      </w:r>
+    </w:p>
+    <w:p>
+      <w:pPr>
+        <w:rPr>
+          <w:rFonts w:ascii="Calibri" w:hAnsi="Calibri" w:cs="Calibri"/>
+          <w:sz w:val="24"/>
+          <w:szCs w:val="24"/>
         </w:rPr>
       </w:pPr>
     </w:p>
@@ -214,6 +936,1531 @@
     </w:sectPr>
   </w:body>
 </w:document>
+</file>
+
+<file path=word/numbering.xml><?xml version="1.0" encoding="utf-8"?>
+<w:numbering xmlns:wpc="http://schemas.microsoft.com/office/word/2010/wordprocessingCanvas" xmlns:cx="http://schemas.microsoft.com/office/drawing/2014/chartex" xmlns:cx1="http://schemas.microsoft.com/office/drawing/2015/9/8/chartex" xmlns:cx2="http://schemas.microsoft.com/office/drawing/2015/10/21/chartex" xmlns:cx3="http://schemas.microsoft.com/office/drawing/2016/5/9/chartex" xmlns:cx4="http://schemas.microsoft.com/office/drawing/2016/5/10/chartex" xmlns:cx5="http://schemas.microsoft.com/office/drawing/2016/5/11/chartex" xmlns:cx6="http://schemas.microsoft.com/office/drawing/2016/5/12/chartex" xmlns:cx7="http://schemas.microsoft.com/office/drawing/2016/5/13/chartex" xmlns:cx8="http://schemas.microsoft.com/office/drawing/2016/5/14/chartex" xmlns:mc="http://schemas.openxmlformats.org/markup-compatibility/2006" xmlns:aink="http://schemas.microsoft.com/office/drawing/2016/ink" xmlns:am3d="http://schemas.microsoft.com/office/drawing/2017/model3d" xmlns:o="urn:schemas-microsoft-com:office:office" xmlns:oel="http://schemas.microsoft.com/office/2019/extlst" xmlns:r="http://schemas.openxmlformats.org/officeDocument/2006/relationships" xmlns:m="http://schemas.openxmlformats.org/officeDocument/2006/math" xmlns:v="urn:schemas-microsoft-com:vml" xmlns:wp14="http://schemas.microsoft.com/office/word/2010/wordprocessingDrawing" xmlns:wp="http://schemas.openxmlformats.org/drawingml/2006/wordprocessingDrawing" xmlns:w10="urn:schemas-microsoft-com:office:word" xmlns:w="http://schemas.openxmlformats.org/wordprocessingml/2006/main" xmlns:w14="http://schemas.microsoft.com/office/word/2010/wordml" xmlns:w15="http://schemas.microsoft.com/office/word/2012/wordml" xmlns:w16cex="http://schemas.microsoft.com/office/word/2018/wordml/cex" xmlns:w16cid="http://schemas.microsoft.com/office/word/2016/wordml/cid" xmlns:w16="http://schemas.microsoft.com/office/word/2018/wordml" xmlns:w16du="http://schemas.microsoft.com/office/word/2023/wordml/word16du" xmlns:w16sdtdh="http://schemas.microsoft.com/office/word/2020/wordml/sdtdatahash" xmlns:w16sdtfl="http://schemas.microsoft.com/office/word/2024/wordml/sdtformatlock" xmlns:w16se="http://schemas.microsoft.com/office/word/2015/wordml/symex" xmlns:wpg="http://schemas.microsoft.com/office/word/2010/wordprocessingGroup" xmlns:wpi="http://schemas.microsoft.com/office/word/2010/wordprocessingInk" xmlns:wne="http://schemas.microsoft.com/office/word/2006/wordml" xmlns:wps="http://schemas.microsoft.com/office/word/2010/wordprocessingShape" mc:Ignorable="w14 w15 w16se w16cid w16 w16cex w16sdtdh w16sdtfl w16du wp14">
+  <w:abstractNum w:abstractNumId="0" w15:restartNumberingAfterBreak="0">
+    <w:nsid w:val="0BD4067E"/>
+    <w:multiLevelType w:val="multilevel"/>
+    <w:tmpl w:val="98764E00"/>
+    <w:lvl w:ilvl="0">
+      <w:start w:val="1"/>
+      <w:numFmt w:val="bullet"/>
+      <w:lvlText w:val=""/>
+      <w:lvlJc w:val="left"/>
+      <w:pPr>
+        <w:tabs>
+          <w:tab w:val="num" w:pos="720"/>
+        </w:tabs>
+        <w:ind w:left="720" w:hanging="360"/>
+      </w:pPr>
+      <w:rPr>
+        <w:rFonts w:ascii="Symbol" w:hAnsi="Symbol" w:hint="default"/>
+        <w:sz w:val="20"/>
+      </w:rPr>
+    </w:lvl>
+    <w:lvl w:ilvl="1" w:tentative="1">
+      <w:start w:val="1"/>
+      <w:numFmt w:val="bullet"/>
+      <w:lvlText w:val="o"/>
+      <w:lvlJc w:val="left"/>
+      <w:pPr>
+        <w:tabs>
+          <w:tab w:val="num" w:pos="1440"/>
+        </w:tabs>
+        <w:ind w:left="1440" w:hanging="360"/>
+      </w:pPr>
+      <w:rPr>
+        <w:rFonts w:ascii="Courier New" w:hAnsi="Courier New" w:hint="default"/>
+        <w:sz w:val="20"/>
+      </w:rPr>
+    </w:lvl>
+    <w:lvl w:ilvl="2" w:tentative="1">
+      <w:start w:val="1"/>
+      <w:numFmt w:val="bullet"/>
+      <w:lvlText w:val=""/>
+      <w:lvlJc w:val="left"/>
+      <w:pPr>
+        <w:tabs>
+          <w:tab w:val="num" w:pos="2160"/>
+        </w:tabs>
+        <w:ind w:left="2160" w:hanging="360"/>
+      </w:pPr>
+      <w:rPr>
+        <w:rFonts w:ascii="Wingdings" w:hAnsi="Wingdings" w:hint="default"/>
+        <w:sz w:val="20"/>
+      </w:rPr>
+    </w:lvl>
+    <w:lvl w:ilvl="3" w:tentative="1">
+      <w:start w:val="1"/>
+      <w:numFmt w:val="bullet"/>
+      <w:lvlText w:val=""/>
+      <w:lvlJc w:val="left"/>
+      <w:pPr>
+        <w:tabs>
+          <w:tab w:val="num" w:pos="2880"/>
+        </w:tabs>
+        <w:ind w:left="2880" w:hanging="360"/>
+      </w:pPr>
+      <w:rPr>
+        <w:rFonts w:ascii="Wingdings" w:hAnsi="Wingdings" w:hint="default"/>
+        <w:sz w:val="20"/>
+      </w:rPr>
+    </w:lvl>
+    <w:lvl w:ilvl="4" w:tentative="1">
+      <w:start w:val="1"/>
+      <w:numFmt w:val="bullet"/>
+      <w:lvlText w:val=""/>
+      <w:lvlJc w:val="left"/>
+      <w:pPr>
+        <w:tabs>
+          <w:tab w:val="num" w:pos="3600"/>
+        </w:tabs>
+        <w:ind w:left="3600" w:hanging="360"/>
+      </w:pPr>
+      <w:rPr>
+        <w:rFonts w:ascii="Wingdings" w:hAnsi="Wingdings" w:hint="default"/>
+        <w:sz w:val="20"/>
+      </w:rPr>
+    </w:lvl>
+    <w:lvl w:ilvl="5" w:tentative="1">
+      <w:start w:val="1"/>
+      <w:numFmt w:val="bullet"/>
+      <w:lvlText w:val=""/>
+      <w:lvlJc w:val="left"/>
+      <w:pPr>
+        <w:tabs>
+          <w:tab w:val="num" w:pos="4320"/>
+        </w:tabs>
+        <w:ind w:left="4320" w:hanging="360"/>
+      </w:pPr>
+      <w:rPr>
+        <w:rFonts w:ascii="Wingdings" w:hAnsi="Wingdings" w:hint="default"/>
+        <w:sz w:val="20"/>
+      </w:rPr>
+    </w:lvl>
+    <w:lvl w:ilvl="6" w:tentative="1">
+      <w:start w:val="1"/>
+      <w:numFmt w:val="bullet"/>
+      <w:lvlText w:val=""/>
+      <w:lvlJc w:val="left"/>
+      <w:pPr>
+        <w:tabs>
+          <w:tab w:val="num" w:pos="5040"/>
+        </w:tabs>
+        <w:ind w:left="5040" w:hanging="360"/>
+      </w:pPr>
+      <w:rPr>
+        <w:rFonts w:ascii="Wingdings" w:hAnsi="Wingdings" w:hint="default"/>
+        <w:sz w:val="20"/>
+      </w:rPr>
+    </w:lvl>
+    <w:lvl w:ilvl="7" w:tentative="1">
+      <w:start w:val="1"/>
+      <w:numFmt w:val="bullet"/>
+      <w:lvlText w:val=""/>
+      <w:lvlJc w:val="left"/>
+      <w:pPr>
+        <w:tabs>
+          <w:tab w:val="num" w:pos="5760"/>
+        </w:tabs>
+        <w:ind w:left="5760" w:hanging="360"/>
+      </w:pPr>
+      <w:rPr>
+        <w:rFonts w:ascii="Wingdings" w:hAnsi="Wingdings" w:hint="default"/>
+        <w:sz w:val="20"/>
+      </w:rPr>
+    </w:lvl>
+    <w:lvl w:ilvl="8" w:tentative="1">
+      <w:start w:val="1"/>
+      <w:numFmt w:val="bullet"/>
+      <w:lvlText w:val=""/>
+      <w:lvlJc w:val="left"/>
+      <w:pPr>
+        <w:tabs>
+          <w:tab w:val="num" w:pos="6480"/>
+        </w:tabs>
+        <w:ind w:left="6480" w:hanging="360"/>
+      </w:pPr>
+      <w:rPr>
+        <w:rFonts w:ascii="Wingdings" w:hAnsi="Wingdings" w:hint="default"/>
+        <w:sz w:val="20"/>
+      </w:rPr>
+    </w:lvl>
+  </w:abstractNum>
+  <w:abstractNum w:abstractNumId="1" w15:restartNumberingAfterBreak="0">
+    <w:nsid w:val="0D5D570A"/>
+    <w:multiLevelType w:val="multilevel"/>
+    <w:tmpl w:val="D220CCDA"/>
+    <w:lvl w:ilvl="0">
+      <w:start w:val="1"/>
+      <w:numFmt w:val="bullet"/>
+      <w:lvlText w:val=""/>
+      <w:lvlJc w:val="left"/>
+      <w:pPr>
+        <w:tabs>
+          <w:tab w:val="num" w:pos="720"/>
+        </w:tabs>
+        <w:ind w:left="720" w:hanging="360"/>
+      </w:pPr>
+      <w:rPr>
+        <w:rFonts w:ascii="Symbol" w:hAnsi="Symbol" w:hint="default"/>
+        <w:sz w:val="20"/>
+      </w:rPr>
+    </w:lvl>
+    <w:lvl w:ilvl="1" w:tentative="1">
+      <w:start w:val="1"/>
+      <w:numFmt w:val="bullet"/>
+      <w:lvlText w:val="o"/>
+      <w:lvlJc w:val="left"/>
+      <w:pPr>
+        <w:tabs>
+          <w:tab w:val="num" w:pos="1440"/>
+        </w:tabs>
+        <w:ind w:left="1440" w:hanging="360"/>
+      </w:pPr>
+      <w:rPr>
+        <w:rFonts w:ascii="Courier New" w:hAnsi="Courier New" w:hint="default"/>
+        <w:sz w:val="20"/>
+      </w:rPr>
+    </w:lvl>
+    <w:lvl w:ilvl="2" w:tentative="1">
+      <w:start w:val="1"/>
+      <w:numFmt w:val="bullet"/>
+      <w:lvlText w:val=""/>
+      <w:lvlJc w:val="left"/>
+      <w:pPr>
+        <w:tabs>
+          <w:tab w:val="num" w:pos="2160"/>
+        </w:tabs>
+        <w:ind w:left="2160" w:hanging="360"/>
+      </w:pPr>
+      <w:rPr>
+        <w:rFonts w:ascii="Wingdings" w:hAnsi="Wingdings" w:hint="default"/>
+        <w:sz w:val="20"/>
+      </w:rPr>
+    </w:lvl>
+    <w:lvl w:ilvl="3" w:tentative="1">
+      <w:start w:val="1"/>
+      <w:numFmt w:val="bullet"/>
+      <w:lvlText w:val=""/>
+      <w:lvlJc w:val="left"/>
+      <w:pPr>
+        <w:tabs>
+          <w:tab w:val="num" w:pos="2880"/>
+        </w:tabs>
+        <w:ind w:left="2880" w:hanging="360"/>
+      </w:pPr>
+      <w:rPr>
+        <w:rFonts w:ascii="Wingdings" w:hAnsi="Wingdings" w:hint="default"/>
+        <w:sz w:val="20"/>
+      </w:rPr>
+    </w:lvl>
+    <w:lvl w:ilvl="4" w:tentative="1">
+      <w:start w:val="1"/>
+      <w:numFmt w:val="bullet"/>
+      <w:lvlText w:val=""/>
+      <w:lvlJc w:val="left"/>
+      <w:pPr>
+        <w:tabs>
+          <w:tab w:val="num" w:pos="3600"/>
+        </w:tabs>
+        <w:ind w:left="3600" w:hanging="360"/>
+      </w:pPr>
+      <w:rPr>
+        <w:rFonts w:ascii="Wingdings" w:hAnsi="Wingdings" w:hint="default"/>
+        <w:sz w:val="20"/>
+      </w:rPr>
+    </w:lvl>
+    <w:lvl w:ilvl="5" w:tentative="1">
+      <w:start w:val="1"/>
+      <w:numFmt w:val="bullet"/>
+      <w:lvlText w:val=""/>
+      <w:lvlJc w:val="left"/>
+      <w:pPr>
+        <w:tabs>
+          <w:tab w:val="num" w:pos="4320"/>
+        </w:tabs>
+        <w:ind w:left="4320" w:hanging="360"/>
+      </w:pPr>
+      <w:rPr>
+        <w:rFonts w:ascii="Wingdings" w:hAnsi="Wingdings" w:hint="default"/>
+        <w:sz w:val="20"/>
+      </w:rPr>
+    </w:lvl>
+    <w:lvl w:ilvl="6" w:tentative="1">
+      <w:start w:val="1"/>
+      <w:numFmt w:val="bullet"/>
+      <w:lvlText w:val=""/>
+      <w:lvlJc w:val="left"/>
+      <w:pPr>
+        <w:tabs>
+          <w:tab w:val="num" w:pos="5040"/>
+        </w:tabs>
+        <w:ind w:left="5040" w:hanging="360"/>
+      </w:pPr>
+      <w:rPr>
+        <w:rFonts w:ascii="Wingdings" w:hAnsi="Wingdings" w:hint="default"/>
+        <w:sz w:val="20"/>
+      </w:rPr>
+    </w:lvl>
+    <w:lvl w:ilvl="7" w:tentative="1">
+      <w:start w:val="1"/>
+      <w:numFmt w:val="bullet"/>
+      <w:lvlText w:val=""/>
+      <w:lvlJc w:val="left"/>
+      <w:pPr>
+        <w:tabs>
+          <w:tab w:val="num" w:pos="5760"/>
+        </w:tabs>
+        <w:ind w:left="5760" w:hanging="360"/>
+      </w:pPr>
+      <w:rPr>
+        <w:rFonts w:ascii="Wingdings" w:hAnsi="Wingdings" w:hint="default"/>
+        <w:sz w:val="20"/>
+      </w:rPr>
+    </w:lvl>
+    <w:lvl w:ilvl="8" w:tentative="1">
+      <w:start w:val="1"/>
+      <w:numFmt w:val="bullet"/>
+      <w:lvlText w:val=""/>
+      <w:lvlJc w:val="left"/>
+      <w:pPr>
+        <w:tabs>
+          <w:tab w:val="num" w:pos="6480"/>
+        </w:tabs>
+        <w:ind w:left="6480" w:hanging="360"/>
+      </w:pPr>
+      <w:rPr>
+        <w:rFonts w:ascii="Wingdings" w:hAnsi="Wingdings" w:hint="default"/>
+        <w:sz w:val="20"/>
+      </w:rPr>
+    </w:lvl>
+  </w:abstractNum>
+  <w:abstractNum w:abstractNumId="2" w15:restartNumberingAfterBreak="0">
+    <w:nsid w:val="197D7B8A"/>
+    <w:multiLevelType w:val="multilevel"/>
+    <w:tmpl w:val="3CFAAE10"/>
+    <w:lvl w:ilvl="0">
+      <w:start w:val="1"/>
+      <w:numFmt w:val="bullet"/>
+      <w:lvlText w:val=""/>
+      <w:lvlJc w:val="left"/>
+      <w:pPr>
+        <w:tabs>
+          <w:tab w:val="num" w:pos="720"/>
+        </w:tabs>
+        <w:ind w:left="720" w:hanging="360"/>
+      </w:pPr>
+      <w:rPr>
+        <w:rFonts w:ascii="Symbol" w:hAnsi="Symbol" w:hint="default"/>
+        <w:sz w:val="20"/>
+      </w:rPr>
+    </w:lvl>
+    <w:lvl w:ilvl="1" w:tentative="1">
+      <w:start w:val="1"/>
+      <w:numFmt w:val="bullet"/>
+      <w:lvlText w:val="o"/>
+      <w:lvlJc w:val="left"/>
+      <w:pPr>
+        <w:tabs>
+          <w:tab w:val="num" w:pos="1440"/>
+        </w:tabs>
+        <w:ind w:left="1440" w:hanging="360"/>
+      </w:pPr>
+      <w:rPr>
+        <w:rFonts w:ascii="Courier New" w:hAnsi="Courier New" w:hint="default"/>
+        <w:sz w:val="20"/>
+      </w:rPr>
+    </w:lvl>
+    <w:lvl w:ilvl="2" w:tentative="1">
+      <w:start w:val="1"/>
+      <w:numFmt w:val="bullet"/>
+      <w:lvlText w:val=""/>
+      <w:lvlJc w:val="left"/>
+      <w:pPr>
+        <w:tabs>
+          <w:tab w:val="num" w:pos="2160"/>
+        </w:tabs>
+        <w:ind w:left="2160" w:hanging="360"/>
+      </w:pPr>
+      <w:rPr>
+        <w:rFonts w:ascii="Wingdings" w:hAnsi="Wingdings" w:hint="default"/>
+        <w:sz w:val="20"/>
+      </w:rPr>
+    </w:lvl>
+    <w:lvl w:ilvl="3" w:tentative="1">
+      <w:start w:val="1"/>
+      <w:numFmt w:val="bullet"/>
+      <w:lvlText w:val=""/>
+      <w:lvlJc w:val="left"/>
+      <w:pPr>
+        <w:tabs>
+          <w:tab w:val="num" w:pos="2880"/>
+        </w:tabs>
+        <w:ind w:left="2880" w:hanging="360"/>
+      </w:pPr>
+      <w:rPr>
+        <w:rFonts w:ascii="Wingdings" w:hAnsi="Wingdings" w:hint="default"/>
+        <w:sz w:val="20"/>
+      </w:rPr>
+    </w:lvl>
+    <w:lvl w:ilvl="4" w:tentative="1">
+      <w:start w:val="1"/>
+      <w:numFmt w:val="bullet"/>
+      <w:lvlText w:val=""/>
+      <w:lvlJc w:val="left"/>
+      <w:pPr>
+        <w:tabs>
+          <w:tab w:val="num" w:pos="3600"/>
+        </w:tabs>
+        <w:ind w:left="3600" w:hanging="360"/>
+      </w:pPr>
+      <w:rPr>
+        <w:rFonts w:ascii="Wingdings" w:hAnsi="Wingdings" w:hint="default"/>
+        <w:sz w:val="20"/>
+      </w:rPr>
+    </w:lvl>
+    <w:lvl w:ilvl="5" w:tentative="1">
+      <w:start w:val="1"/>
+      <w:numFmt w:val="bullet"/>
+      <w:lvlText w:val=""/>
+      <w:lvlJc w:val="left"/>
+      <w:pPr>
+        <w:tabs>
+          <w:tab w:val="num" w:pos="4320"/>
+        </w:tabs>
+        <w:ind w:left="4320" w:hanging="360"/>
+      </w:pPr>
+      <w:rPr>
+        <w:rFonts w:ascii="Wingdings" w:hAnsi="Wingdings" w:hint="default"/>
+        <w:sz w:val="20"/>
+      </w:rPr>
+    </w:lvl>
+    <w:lvl w:ilvl="6" w:tentative="1">
+      <w:start w:val="1"/>
+      <w:numFmt w:val="bullet"/>
+      <w:lvlText w:val=""/>
+      <w:lvlJc w:val="left"/>
+      <w:pPr>
+        <w:tabs>
+          <w:tab w:val="num" w:pos="5040"/>
+        </w:tabs>
+        <w:ind w:left="5040" w:hanging="360"/>
+      </w:pPr>
+      <w:rPr>
+        <w:rFonts w:ascii="Wingdings" w:hAnsi="Wingdings" w:hint="default"/>
+        <w:sz w:val="20"/>
+      </w:rPr>
+    </w:lvl>
+    <w:lvl w:ilvl="7" w:tentative="1">
+      <w:start w:val="1"/>
+      <w:numFmt w:val="bullet"/>
+      <w:lvlText w:val=""/>
+      <w:lvlJc w:val="left"/>
+      <w:pPr>
+        <w:tabs>
+          <w:tab w:val="num" w:pos="5760"/>
+        </w:tabs>
+        <w:ind w:left="5760" w:hanging="360"/>
+      </w:pPr>
+      <w:rPr>
+        <w:rFonts w:ascii="Wingdings" w:hAnsi="Wingdings" w:hint="default"/>
+        <w:sz w:val="20"/>
+      </w:rPr>
+    </w:lvl>
+    <w:lvl w:ilvl="8" w:tentative="1">
+      <w:start w:val="1"/>
+      <w:numFmt w:val="bullet"/>
+      <w:lvlText w:val=""/>
+      <w:lvlJc w:val="left"/>
+      <w:pPr>
+        <w:tabs>
+          <w:tab w:val="num" w:pos="6480"/>
+        </w:tabs>
+        <w:ind w:left="6480" w:hanging="360"/>
+      </w:pPr>
+      <w:rPr>
+        <w:rFonts w:ascii="Wingdings" w:hAnsi="Wingdings" w:hint="default"/>
+        <w:sz w:val="20"/>
+      </w:rPr>
+    </w:lvl>
+  </w:abstractNum>
+  <w:abstractNum w:abstractNumId="3" w15:restartNumberingAfterBreak="0">
+    <w:nsid w:val="21E74FFE"/>
+    <w:multiLevelType w:val="multilevel"/>
+    <w:tmpl w:val="FDB833D6"/>
+    <w:lvl w:ilvl="0">
+      <w:start w:val="1"/>
+      <w:numFmt w:val="bullet"/>
+      <w:lvlText w:val=""/>
+      <w:lvlJc w:val="left"/>
+      <w:pPr>
+        <w:tabs>
+          <w:tab w:val="num" w:pos="720"/>
+        </w:tabs>
+        <w:ind w:left="720" w:hanging="360"/>
+      </w:pPr>
+      <w:rPr>
+        <w:rFonts w:ascii="Symbol" w:hAnsi="Symbol" w:hint="default"/>
+        <w:sz w:val="20"/>
+      </w:rPr>
+    </w:lvl>
+    <w:lvl w:ilvl="1" w:tentative="1">
+      <w:start w:val="1"/>
+      <w:numFmt w:val="bullet"/>
+      <w:lvlText w:val="o"/>
+      <w:lvlJc w:val="left"/>
+      <w:pPr>
+        <w:tabs>
+          <w:tab w:val="num" w:pos="1440"/>
+        </w:tabs>
+        <w:ind w:left="1440" w:hanging="360"/>
+      </w:pPr>
+      <w:rPr>
+        <w:rFonts w:ascii="Courier New" w:hAnsi="Courier New" w:hint="default"/>
+        <w:sz w:val="20"/>
+      </w:rPr>
+    </w:lvl>
+    <w:lvl w:ilvl="2" w:tentative="1">
+      <w:start w:val="1"/>
+      <w:numFmt w:val="bullet"/>
+      <w:lvlText w:val=""/>
+      <w:lvlJc w:val="left"/>
+      <w:pPr>
+        <w:tabs>
+          <w:tab w:val="num" w:pos="2160"/>
+        </w:tabs>
+        <w:ind w:left="2160" w:hanging="360"/>
+      </w:pPr>
+      <w:rPr>
+        <w:rFonts w:ascii="Wingdings" w:hAnsi="Wingdings" w:hint="default"/>
+        <w:sz w:val="20"/>
+      </w:rPr>
+    </w:lvl>
+    <w:lvl w:ilvl="3" w:tentative="1">
+      <w:start w:val="1"/>
+      <w:numFmt w:val="bullet"/>
+      <w:lvlText w:val=""/>
+      <w:lvlJc w:val="left"/>
+      <w:pPr>
+        <w:tabs>
+          <w:tab w:val="num" w:pos="2880"/>
+        </w:tabs>
+        <w:ind w:left="2880" w:hanging="360"/>
+      </w:pPr>
+      <w:rPr>
+        <w:rFonts w:ascii="Wingdings" w:hAnsi="Wingdings" w:hint="default"/>
+        <w:sz w:val="20"/>
+      </w:rPr>
+    </w:lvl>
+    <w:lvl w:ilvl="4" w:tentative="1">
+      <w:start w:val="1"/>
+      <w:numFmt w:val="bullet"/>
+      <w:lvlText w:val=""/>
+      <w:lvlJc w:val="left"/>
+      <w:pPr>
+        <w:tabs>
+          <w:tab w:val="num" w:pos="3600"/>
+        </w:tabs>
+        <w:ind w:left="3600" w:hanging="360"/>
+      </w:pPr>
+      <w:rPr>
+        <w:rFonts w:ascii="Wingdings" w:hAnsi="Wingdings" w:hint="default"/>
+        <w:sz w:val="20"/>
+      </w:rPr>
+    </w:lvl>
+    <w:lvl w:ilvl="5" w:tentative="1">
+      <w:start w:val="1"/>
+      <w:numFmt w:val="bullet"/>
+      <w:lvlText w:val=""/>
+      <w:lvlJc w:val="left"/>
+      <w:pPr>
+        <w:tabs>
+          <w:tab w:val="num" w:pos="4320"/>
+        </w:tabs>
+        <w:ind w:left="4320" w:hanging="360"/>
+      </w:pPr>
+      <w:rPr>
+        <w:rFonts w:ascii="Wingdings" w:hAnsi="Wingdings" w:hint="default"/>
+        <w:sz w:val="20"/>
+      </w:rPr>
+    </w:lvl>
+    <w:lvl w:ilvl="6" w:tentative="1">
+      <w:start w:val="1"/>
+      <w:numFmt w:val="bullet"/>
+      <w:lvlText w:val=""/>
+      <w:lvlJc w:val="left"/>
+      <w:pPr>
+        <w:tabs>
+          <w:tab w:val="num" w:pos="5040"/>
+        </w:tabs>
+        <w:ind w:left="5040" w:hanging="360"/>
+      </w:pPr>
+      <w:rPr>
+        <w:rFonts w:ascii="Wingdings" w:hAnsi="Wingdings" w:hint="default"/>
+        <w:sz w:val="20"/>
+      </w:rPr>
+    </w:lvl>
+    <w:lvl w:ilvl="7" w:tentative="1">
+      <w:start w:val="1"/>
+      <w:numFmt w:val="bullet"/>
+      <w:lvlText w:val=""/>
+      <w:lvlJc w:val="left"/>
+      <w:pPr>
+        <w:tabs>
+          <w:tab w:val="num" w:pos="5760"/>
+        </w:tabs>
+        <w:ind w:left="5760" w:hanging="360"/>
+      </w:pPr>
+      <w:rPr>
+        <w:rFonts w:ascii="Wingdings" w:hAnsi="Wingdings" w:hint="default"/>
+        <w:sz w:val="20"/>
+      </w:rPr>
+    </w:lvl>
+    <w:lvl w:ilvl="8" w:tentative="1">
+      <w:start w:val="1"/>
+      <w:numFmt w:val="bullet"/>
+      <w:lvlText w:val=""/>
+      <w:lvlJc w:val="left"/>
+      <w:pPr>
+        <w:tabs>
+          <w:tab w:val="num" w:pos="6480"/>
+        </w:tabs>
+        <w:ind w:left="6480" w:hanging="360"/>
+      </w:pPr>
+      <w:rPr>
+        <w:rFonts w:ascii="Wingdings" w:hAnsi="Wingdings" w:hint="default"/>
+        <w:sz w:val="20"/>
+      </w:rPr>
+    </w:lvl>
+  </w:abstractNum>
+  <w:abstractNum w:abstractNumId="4" w15:restartNumberingAfterBreak="0">
+    <w:nsid w:val="2ED430E2"/>
+    <w:multiLevelType w:val="multilevel"/>
+    <w:tmpl w:val="0AF80C32"/>
+    <w:lvl w:ilvl="0">
+      <w:start w:val="1"/>
+      <w:numFmt w:val="bullet"/>
+      <w:lvlText w:val=""/>
+      <w:lvlJc w:val="left"/>
+      <w:pPr>
+        <w:tabs>
+          <w:tab w:val="num" w:pos="720"/>
+        </w:tabs>
+        <w:ind w:left="720" w:hanging="360"/>
+      </w:pPr>
+      <w:rPr>
+        <w:rFonts w:ascii="Symbol" w:hAnsi="Symbol" w:hint="default"/>
+        <w:sz w:val="20"/>
+      </w:rPr>
+    </w:lvl>
+    <w:lvl w:ilvl="1" w:tentative="1">
+      <w:start w:val="1"/>
+      <w:numFmt w:val="bullet"/>
+      <w:lvlText w:val="o"/>
+      <w:lvlJc w:val="left"/>
+      <w:pPr>
+        <w:tabs>
+          <w:tab w:val="num" w:pos="1440"/>
+        </w:tabs>
+        <w:ind w:left="1440" w:hanging="360"/>
+      </w:pPr>
+      <w:rPr>
+        <w:rFonts w:ascii="Courier New" w:hAnsi="Courier New" w:hint="default"/>
+        <w:sz w:val="20"/>
+      </w:rPr>
+    </w:lvl>
+    <w:lvl w:ilvl="2" w:tentative="1">
+      <w:start w:val="1"/>
+      <w:numFmt w:val="bullet"/>
+      <w:lvlText w:val=""/>
+      <w:lvlJc w:val="left"/>
+      <w:pPr>
+        <w:tabs>
+          <w:tab w:val="num" w:pos="2160"/>
+        </w:tabs>
+        <w:ind w:left="2160" w:hanging="360"/>
+      </w:pPr>
+      <w:rPr>
+        <w:rFonts w:ascii="Wingdings" w:hAnsi="Wingdings" w:hint="default"/>
+        <w:sz w:val="20"/>
+      </w:rPr>
+    </w:lvl>
+    <w:lvl w:ilvl="3" w:tentative="1">
+      <w:start w:val="1"/>
+      <w:numFmt w:val="bullet"/>
+      <w:lvlText w:val=""/>
+      <w:lvlJc w:val="left"/>
+      <w:pPr>
+        <w:tabs>
+          <w:tab w:val="num" w:pos="2880"/>
+        </w:tabs>
+        <w:ind w:left="2880" w:hanging="360"/>
+      </w:pPr>
+      <w:rPr>
+        <w:rFonts w:ascii="Wingdings" w:hAnsi="Wingdings" w:hint="default"/>
+        <w:sz w:val="20"/>
+      </w:rPr>
+    </w:lvl>
+    <w:lvl w:ilvl="4" w:tentative="1">
+      <w:start w:val="1"/>
+      <w:numFmt w:val="bullet"/>
+      <w:lvlText w:val=""/>
+      <w:lvlJc w:val="left"/>
+      <w:pPr>
+        <w:tabs>
+          <w:tab w:val="num" w:pos="3600"/>
+        </w:tabs>
+        <w:ind w:left="3600" w:hanging="360"/>
+      </w:pPr>
+      <w:rPr>
+        <w:rFonts w:ascii="Wingdings" w:hAnsi="Wingdings" w:hint="default"/>
+        <w:sz w:val="20"/>
+      </w:rPr>
+    </w:lvl>
+    <w:lvl w:ilvl="5" w:tentative="1">
+      <w:start w:val="1"/>
+      <w:numFmt w:val="bullet"/>
+      <w:lvlText w:val=""/>
+      <w:lvlJc w:val="left"/>
+      <w:pPr>
+        <w:tabs>
+          <w:tab w:val="num" w:pos="4320"/>
+        </w:tabs>
+        <w:ind w:left="4320" w:hanging="360"/>
+      </w:pPr>
+      <w:rPr>
+        <w:rFonts w:ascii="Wingdings" w:hAnsi="Wingdings" w:hint="default"/>
+        <w:sz w:val="20"/>
+      </w:rPr>
+    </w:lvl>
+    <w:lvl w:ilvl="6" w:tentative="1">
+      <w:start w:val="1"/>
+      <w:numFmt w:val="bullet"/>
+      <w:lvlText w:val=""/>
+      <w:lvlJc w:val="left"/>
+      <w:pPr>
+        <w:tabs>
+          <w:tab w:val="num" w:pos="5040"/>
+        </w:tabs>
+        <w:ind w:left="5040" w:hanging="360"/>
+      </w:pPr>
+      <w:rPr>
+        <w:rFonts w:ascii="Wingdings" w:hAnsi="Wingdings" w:hint="default"/>
+        <w:sz w:val="20"/>
+      </w:rPr>
+    </w:lvl>
+    <w:lvl w:ilvl="7" w:tentative="1">
+      <w:start w:val="1"/>
+      <w:numFmt w:val="bullet"/>
+      <w:lvlText w:val=""/>
+      <w:lvlJc w:val="left"/>
+      <w:pPr>
+        <w:tabs>
+          <w:tab w:val="num" w:pos="5760"/>
+        </w:tabs>
+        <w:ind w:left="5760" w:hanging="360"/>
+      </w:pPr>
+      <w:rPr>
+        <w:rFonts w:ascii="Wingdings" w:hAnsi="Wingdings" w:hint="default"/>
+        <w:sz w:val="20"/>
+      </w:rPr>
+    </w:lvl>
+    <w:lvl w:ilvl="8" w:tentative="1">
+      <w:start w:val="1"/>
+      <w:numFmt w:val="bullet"/>
+      <w:lvlText w:val=""/>
+      <w:lvlJc w:val="left"/>
+      <w:pPr>
+        <w:tabs>
+          <w:tab w:val="num" w:pos="6480"/>
+        </w:tabs>
+        <w:ind w:left="6480" w:hanging="360"/>
+      </w:pPr>
+      <w:rPr>
+        <w:rFonts w:ascii="Wingdings" w:hAnsi="Wingdings" w:hint="default"/>
+        <w:sz w:val="20"/>
+      </w:rPr>
+    </w:lvl>
+  </w:abstractNum>
+  <w:abstractNum w:abstractNumId="5" w15:restartNumberingAfterBreak="0">
+    <w:nsid w:val="3DF80F41"/>
+    <w:multiLevelType w:val="multilevel"/>
+    <w:tmpl w:val="D46818F4"/>
+    <w:lvl w:ilvl="0">
+      <w:start w:val="1"/>
+      <w:numFmt w:val="bullet"/>
+      <w:lvlText w:val=""/>
+      <w:lvlJc w:val="left"/>
+      <w:pPr>
+        <w:tabs>
+          <w:tab w:val="num" w:pos="720"/>
+        </w:tabs>
+        <w:ind w:left="720" w:hanging="360"/>
+      </w:pPr>
+      <w:rPr>
+        <w:rFonts w:ascii="Symbol" w:hAnsi="Symbol" w:hint="default"/>
+        <w:sz w:val="20"/>
+      </w:rPr>
+    </w:lvl>
+    <w:lvl w:ilvl="1" w:tentative="1">
+      <w:start w:val="1"/>
+      <w:numFmt w:val="bullet"/>
+      <w:lvlText w:val="o"/>
+      <w:lvlJc w:val="left"/>
+      <w:pPr>
+        <w:tabs>
+          <w:tab w:val="num" w:pos="1440"/>
+        </w:tabs>
+        <w:ind w:left="1440" w:hanging="360"/>
+      </w:pPr>
+      <w:rPr>
+        <w:rFonts w:ascii="Courier New" w:hAnsi="Courier New" w:hint="default"/>
+        <w:sz w:val="20"/>
+      </w:rPr>
+    </w:lvl>
+    <w:lvl w:ilvl="2" w:tentative="1">
+      <w:start w:val="1"/>
+      <w:numFmt w:val="bullet"/>
+      <w:lvlText w:val=""/>
+      <w:lvlJc w:val="left"/>
+      <w:pPr>
+        <w:tabs>
+          <w:tab w:val="num" w:pos="2160"/>
+        </w:tabs>
+        <w:ind w:left="2160" w:hanging="360"/>
+      </w:pPr>
+      <w:rPr>
+        <w:rFonts w:ascii="Wingdings" w:hAnsi="Wingdings" w:hint="default"/>
+        <w:sz w:val="20"/>
+      </w:rPr>
+    </w:lvl>
+    <w:lvl w:ilvl="3" w:tentative="1">
+      <w:start w:val="1"/>
+      <w:numFmt w:val="bullet"/>
+      <w:lvlText w:val=""/>
+      <w:lvlJc w:val="left"/>
+      <w:pPr>
+        <w:tabs>
+          <w:tab w:val="num" w:pos="2880"/>
+        </w:tabs>
+        <w:ind w:left="2880" w:hanging="360"/>
+      </w:pPr>
+      <w:rPr>
+        <w:rFonts w:ascii="Wingdings" w:hAnsi="Wingdings" w:hint="default"/>
+        <w:sz w:val="20"/>
+      </w:rPr>
+    </w:lvl>
+    <w:lvl w:ilvl="4" w:tentative="1">
+      <w:start w:val="1"/>
+      <w:numFmt w:val="bullet"/>
+      <w:lvlText w:val=""/>
+      <w:lvlJc w:val="left"/>
+      <w:pPr>
+        <w:tabs>
+          <w:tab w:val="num" w:pos="3600"/>
+        </w:tabs>
+        <w:ind w:left="3600" w:hanging="360"/>
+      </w:pPr>
+      <w:rPr>
+        <w:rFonts w:ascii="Wingdings" w:hAnsi="Wingdings" w:hint="default"/>
+        <w:sz w:val="20"/>
+      </w:rPr>
+    </w:lvl>
+    <w:lvl w:ilvl="5" w:tentative="1">
+      <w:start w:val="1"/>
+      <w:numFmt w:val="bullet"/>
+      <w:lvlText w:val=""/>
+      <w:lvlJc w:val="left"/>
+      <w:pPr>
+        <w:tabs>
+          <w:tab w:val="num" w:pos="4320"/>
+        </w:tabs>
+        <w:ind w:left="4320" w:hanging="360"/>
+      </w:pPr>
+      <w:rPr>
+        <w:rFonts w:ascii="Wingdings" w:hAnsi="Wingdings" w:hint="default"/>
+        <w:sz w:val="20"/>
+      </w:rPr>
+    </w:lvl>
+    <w:lvl w:ilvl="6" w:tentative="1">
+      <w:start w:val="1"/>
+      <w:numFmt w:val="bullet"/>
+      <w:lvlText w:val=""/>
+      <w:lvlJc w:val="left"/>
+      <w:pPr>
+        <w:tabs>
+          <w:tab w:val="num" w:pos="5040"/>
+        </w:tabs>
+        <w:ind w:left="5040" w:hanging="360"/>
+      </w:pPr>
+      <w:rPr>
+        <w:rFonts w:ascii="Wingdings" w:hAnsi="Wingdings" w:hint="default"/>
+        <w:sz w:val="20"/>
+      </w:rPr>
+    </w:lvl>
+    <w:lvl w:ilvl="7" w:tentative="1">
+      <w:start w:val="1"/>
+      <w:numFmt w:val="bullet"/>
+      <w:lvlText w:val=""/>
+      <w:lvlJc w:val="left"/>
+      <w:pPr>
+        <w:tabs>
+          <w:tab w:val="num" w:pos="5760"/>
+        </w:tabs>
+        <w:ind w:left="5760" w:hanging="360"/>
+      </w:pPr>
+      <w:rPr>
+        <w:rFonts w:ascii="Wingdings" w:hAnsi="Wingdings" w:hint="default"/>
+        <w:sz w:val="20"/>
+      </w:rPr>
+    </w:lvl>
+    <w:lvl w:ilvl="8" w:tentative="1">
+      <w:start w:val="1"/>
+      <w:numFmt w:val="bullet"/>
+      <w:lvlText w:val=""/>
+      <w:lvlJc w:val="left"/>
+      <w:pPr>
+        <w:tabs>
+          <w:tab w:val="num" w:pos="6480"/>
+        </w:tabs>
+        <w:ind w:left="6480" w:hanging="360"/>
+      </w:pPr>
+      <w:rPr>
+        <w:rFonts w:ascii="Wingdings" w:hAnsi="Wingdings" w:hint="default"/>
+        <w:sz w:val="20"/>
+      </w:rPr>
+    </w:lvl>
+  </w:abstractNum>
+  <w:abstractNum w:abstractNumId="6" w15:restartNumberingAfterBreak="0">
+    <w:nsid w:val="42D528D1"/>
+    <w:multiLevelType w:val="multilevel"/>
+    <w:tmpl w:val="0A48BACE"/>
+    <w:lvl w:ilvl="0">
+      <w:start w:val="1"/>
+      <w:numFmt w:val="bullet"/>
+      <w:lvlText w:val=""/>
+      <w:lvlJc w:val="left"/>
+      <w:pPr>
+        <w:tabs>
+          <w:tab w:val="num" w:pos="720"/>
+        </w:tabs>
+        <w:ind w:left="720" w:hanging="360"/>
+      </w:pPr>
+      <w:rPr>
+        <w:rFonts w:ascii="Symbol" w:hAnsi="Symbol" w:hint="default"/>
+        <w:sz w:val="20"/>
+      </w:rPr>
+    </w:lvl>
+    <w:lvl w:ilvl="1" w:tentative="1">
+      <w:start w:val="1"/>
+      <w:numFmt w:val="bullet"/>
+      <w:lvlText w:val="o"/>
+      <w:lvlJc w:val="left"/>
+      <w:pPr>
+        <w:tabs>
+          <w:tab w:val="num" w:pos="1440"/>
+        </w:tabs>
+        <w:ind w:left="1440" w:hanging="360"/>
+      </w:pPr>
+      <w:rPr>
+        <w:rFonts w:ascii="Courier New" w:hAnsi="Courier New" w:hint="default"/>
+        <w:sz w:val="20"/>
+      </w:rPr>
+    </w:lvl>
+    <w:lvl w:ilvl="2" w:tentative="1">
+      <w:start w:val="1"/>
+      <w:numFmt w:val="bullet"/>
+      <w:lvlText w:val=""/>
+      <w:lvlJc w:val="left"/>
+      <w:pPr>
+        <w:tabs>
+          <w:tab w:val="num" w:pos="2160"/>
+        </w:tabs>
+        <w:ind w:left="2160" w:hanging="360"/>
+      </w:pPr>
+      <w:rPr>
+        <w:rFonts w:ascii="Wingdings" w:hAnsi="Wingdings" w:hint="default"/>
+        <w:sz w:val="20"/>
+      </w:rPr>
+    </w:lvl>
+    <w:lvl w:ilvl="3" w:tentative="1">
+      <w:start w:val="1"/>
+      <w:numFmt w:val="bullet"/>
+      <w:lvlText w:val=""/>
+      <w:lvlJc w:val="left"/>
+      <w:pPr>
+        <w:tabs>
+          <w:tab w:val="num" w:pos="2880"/>
+        </w:tabs>
+        <w:ind w:left="2880" w:hanging="360"/>
+      </w:pPr>
+      <w:rPr>
+        <w:rFonts w:ascii="Wingdings" w:hAnsi="Wingdings" w:hint="default"/>
+        <w:sz w:val="20"/>
+      </w:rPr>
+    </w:lvl>
+    <w:lvl w:ilvl="4" w:tentative="1">
+      <w:start w:val="1"/>
+      <w:numFmt w:val="bullet"/>
+      <w:lvlText w:val=""/>
+      <w:lvlJc w:val="left"/>
+      <w:pPr>
+        <w:tabs>
+          <w:tab w:val="num" w:pos="3600"/>
+        </w:tabs>
+        <w:ind w:left="3600" w:hanging="360"/>
+      </w:pPr>
+      <w:rPr>
+        <w:rFonts w:ascii="Wingdings" w:hAnsi="Wingdings" w:hint="default"/>
+        <w:sz w:val="20"/>
+      </w:rPr>
+    </w:lvl>
+    <w:lvl w:ilvl="5" w:tentative="1">
+      <w:start w:val="1"/>
+      <w:numFmt w:val="bullet"/>
+      <w:lvlText w:val=""/>
+      <w:lvlJc w:val="left"/>
+      <w:pPr>
+        <w:tabs>
+          <w:tab w:val="num" w:pos="4320"/>
+        </w:tabs>
+        <w:ind w:left="4320" w:hanging="360"/>
+      </w:pPr>
+      <w:rPr>
+        <w:rFonts w:ascii="Wingdings" w:hAnsi="Wingdings" w:hint="default"/>
+        <w:sz w:val="20"/>
+      </w:rPr>
+    </w:lvl>
+    <w:lvl w:ilvl="6" w:tentative="1">
+      <w:start w:val="1"/>
+      <w:numFmt w:val="bullet"/>
+      <w:lvlText w:val=""/>
+      <w:lvlJc w:val="left"/>
+      <w:pPr>
+        <w:tabs>
+          <w:tab w:val="num" w:pos="5040"/>
+        </w:tabs>
+        <w:ind w:left="5040" w:hanging="360"/>
+      </w:pPr>
+      <w:rPr>
+        <w:rFonts w:ascii="Wingdings" w:hAnsi="Wingdings" w:hint="default"/>
+        <w:sz w:val="20"/>
+      </w:rPr>
+    </w:lvl>
+    <w:lvl w:ilvl="7" w:tentative="1">
+      <w:start w:val="1"/>
+      <w:numFmt w:val="bullet"/>
+      <w:lvlText w:val=""/>
+      <w:lvlJc w:val="left"/>
+      <w:pPr>
+        <w:tabs>
+          <w:tab w:val="num" w:pos="5760"/>
+        </w:tabs>
+        <w:ind w:left="5760" w:hanging="360"/>
+      </w:pPr>
+      <w:rPr>
+        <w:rFonts w:ascii="Wingdings" w:hAnsi="Wingdings" w:hint="default"/>
+        <w:sz w:val="20"/>
+      </w:rPr>
+    </w:lvl>
+    <w:lvl w:ilvl="8" w:tentative="1">
+      <w:start w:val="1"/>
+      <w:numFmt w:val="bullet"/>
+      <w:lvlText w:val=""/>
+      <w:lvlJc w:val="left"/>
+      <w:pPr>
+        <w:tabs>
+          <w:tab w:val="num" w:pos="6480"/>
+        </w:tabs>
+        <w:ind w:left="6480" w:hanging="360"/>
+      </w:pPr>
+      <w:rPr>
+        <w:rFonts w:ascii="Wingdings" w:hAnsi="Wingdings" w:hint="default"/>
+        <w:sz w:val="20"/>
+      </w:rPr>
+    </w:lvl>
+  </w:abstractNum>
+  <w:abstractNum w:abstractNumId="7" w15:restartNumberingAfterBreak="0">
+    <w:nsid w:val="455D34A7"/>
+    <w:multiLevelType w:val="multilevel"/>
+    <w:tmpl w:val="55F61614"/>
+    <w:lvl w:ilvl="0">
+      <w:start w:val="1"/>
+      <w:numFmt w:val="bullet"/>
+      <w:lvlText w:val=""/>
+      <w:lvlJc w:val="left"/>
+      <w:pPr>
+        <w:tabs>
+          <w:tab w:val="num" w:pos="720"/>
+        </w:tabs>
+        <w:ind w:left="720" w:hanging="360"/>
+      </w:pPr>
+      <w:rPr>
+        <w:rFonts w:ascii="Symbol" w:hAnsi="Symbol" w:hint="default"/>
+        <w:sz w:val="20"/>
+      </w:rPr>
+    </w:lvl>
+    <w:lvl w:ilvl="1" w:tentative="1">
+      <w:start w:val="1"/>
+      <w:numFmt w:val="bullet"/>
+      <w:lvlText w:val="o"/>
+      <w:lvlJc w:val="left"/>
+      <w:pPr>
+        <w:tabs>
+          <w:tab w:val="num" w:pos="1440"/>
+        </w:tabs>
+        <w:ind w:left="1440" w:hanging="360"/>
+      </w:pPr>
+      <w:rPr>
+        <w:rFonts w:ascii="Courier New" w:hAnsi="Courier New" w:hint="default"/>
+        <w:sz w:val="20"/>
+      </w:rPr>
+    </w:lvl>
+    <w:lvl w:ilvl="2" w:tentative="1">
+      <w:start w:val="1"/>
+      <w:numFmt w:val="bullet"/>
+      <w:lvlText w:val=""/>
+      <w:lvlJc w:val="left"/>
+      <w:pPr>
+        <w:tabs>
+          <w:tab w:val="num" w:pos="2160"/>
+        </w:tabs>
+        <w:ind w:left="2160" w:hanging="360"/>
+      </w:pPr>
+      <w:rPr>
+        <w:rFonts w:ascii="Wingdings" w:hAnsi="Wingdings" w:hint="default"/>
+        <w:sz w:val="20"/>
+      </w:rPr>
+    </w:lvl>
+    <w:lvl w:ilvl="3" w:tentative="1">
+      <w:start w:val="1"/>
+      <w:numFmt w:val="bullet"/>
+      <w:lvlText w:val=""/>
+      <w:lvlJc w:val="left"/>
+      <w:pPr>
+        <w:tabs>
+          <w:tab w:val="num" w:pos="2880"/>
+        </w:tabs>
+        <w:ind w:left="2880" w:hanging="360"/>
+      </w:pPr>
+      <w:rPr>
+        <w:rFonts w:ascii="Wingdings" w:hAnsi="Wingdings" w:hint="default"/>
+        <w:sz w:val="20"/>
+      </w:rPr>
+    </w:lvl>
+    <w:lvl w:ilvl="4" w:tentative="1">
+      <w:start w:val="1"/>
+      <w:numFmt w:val="bullet"/>
+      <w:lvlText w:val=""/>
+      <w:lvlJc w:val="left"/>
+      <w:pPr>
+        <w:tabs>
+          <w:tab w:val="num" w:pos="3600"/>
+        </w:tabs>
+        <w:ind w:left="3600" w:hanging="360"/>
+      </w:pPr>
+      <w:rPr>
+        <w:rFonts w:ascii="Wingdings" w:hAnsi="Wingdings" w:hint="default"/>
+        <w:sz w:val="20"/>
+      </w:rPr>
+    </w:lvl>
+    <w:lvl w:ilvl="5" w:tentative="1">
+      <w:start w:val="1"/>
+      <w:numFmt w:val="bullet"/>
+      <w:lvlText w:val=""/>
+      <w:lvlJc w:val="left"/>
+      <w:pPr>
+        <w:tabs>
+          <w:tab w:val="num" w:pos="4320"/>
+        </w:tabs>
+        <w:ind w:left="4320" w:hanging="360"/>
+      </w:pPr>
+      <w:rPr>
+        <w:rFonts w:ascii="Wingdings" w:hAnsi="Wingdings" w:hint="default"/>
+        <w:sz w:val="20"/>
+      </w:rPr>
+    </w:lvl>
+    <w:lvl w:ilvl="6" w:tentative="1">
+      <w:start w:val="1"/>
+      <w:numFmt w:val="bullet"/>
+      <w:lvlText w:val=""/>
+      <w:lvlJc w:val="left"/>
+      <w:pPr>
+        <w:tabs>
+          <w:tab w:val="num" w:pos="5040"/>
+        </w:tabs>
+        <w:ind w:left="5040" w:hanging="360"/>
+      </w:pPr>
+      <w:rPr>
+        <w:rFonts w:ascii="Wingdings" w:hAnsi="Wingdings" w:hint="default"/>
+        <w:sz w:val="20"/>
+      </w:rPr>
+    </w:lvl>
+    <w:lvl w:ilvl="7" w:tentative="1">
+      <w:start w:val="1"/>
+      <w:numFmt w:val="bullet"/>
+      <w:lvlText w:val=""/>
+      <w:lvlJc w:val="left"/>
+      <w:pPr>
+        <w:tabs>
+          <w:tab w:val="num" w:pos="5760"/>
+        </w:tabs>
+        <w:ind w:left="5760" w:hanging="360"/>
+      </w:pPr>
+      <w:rPr>
+        <w:rFonts w:ascii="Wingdings" w:hAnsi="Wingdings" w:hint="default"/>
+        <w:sz w:val="20"/>
+      </w:rPr>
+    </w:lvl>
+    <w:lvl w:ilvl="8" w:tentative="1">
+      <w:start w:val="1"/>
+      <w:numFmt w:val="bullet"/>
+      <w:lvlText w:val=""/>
+      <w:lvlJc w:val="left"/>
+      <w:pPr>
+        <w:tabs>
+          <w:tab w:val="num" w:pos="6480"/>
+        </w:tabs>
+        <w:ind w:left="6480" w:hanging="360"/>
+      </w:pPr>
+      <w:rPr>
+        <w:rFonts w:ascii="Wingdings" w:hAnsi="Wingdings" w:hint="default"/>
+        <w:sz w:val="20"/>
+      </w:rPr>
+    </w:lvl>
+  </w:abstractNum>
+  <w:abstractNum w:abstractNumId="8" w15:restartNumberingAfterBreak="0">
+    <w:nsid w:val="5C811A4E"/>
+    <w:multiLevelType w:val="multilevel"/>
+    <w:tmpl w:val="BCBE4A44"/>
+    <w:lvl w:ilvl="0">
+      <w:start w:val="1"/>
+      <w:numFmt w:val="bullet"/>
+      <w:lvlText w:val=""/>
+      <w:lvlJc w:val="left"/>
+      <w:pPr>
+        <w:tabs>
+          <w:tab w:val="num" w:pos="720"/>
+        </w:tabs>
+        <w:ind w:left="720" w:hanging="360"/>
+      </w:pPr>
+      <w:rPr>
+        <w:rFonts w:ascii="Symbol" w:hAnsi="Symbol" w:hint="default"/>
+        <w:sz w:val="20"/>
+      </w:rPr>
+    </w:lvl>
+    <w:lvl w:ilvl="1" w:tentative="1">
+      <w:start w:val="1"/>
+      <w:numFmt w:val="bullet"/>
+      <w:lvlText w:val="o"/>
+      <w:lvlJc w:val="left"/>
+      <w:pPr>
+        <w:tabs>
+          <w:tab w:val="num" w:pos="1440"/>
+        </w:tabs>
+        <w:ind w:left="1440" w:hanging="360"/>
+      </w:pPr>
+      <w:rPr>
+        <w:rFonts w:ascii="Courier New" w:hAnsi="Courier New" w:hint="default"/>
+        <w:sz w:val="20"/>
+      </w:rPr>
+    </w:lvl>
+    <w:lvl w:ilvl="2" w:tentative="1">
+      <w:start w:val="1"/>
+      <w:numFmt w:val="bullet"/>
+      <w:lvlText w:val=""/>
+      <w:lvlJc w:val="left"/>
+      <w:pPr>
+        <w:tabs>
+          <w:tab w:val="num" w:pos="2160"/>
+        </w:tabs>
+        <w:ind w:left="2160" w:hanging="360"/>
+      </w:pPr>
+      <w:rPr>
+        <w:rFonts w:ascii="Wingdings" w:hAnsi="Wingdings" w:hint="default"/>
+        <w:sz w:val="20"/>
+      </w:rPr>
+    </w:lvl>
+    <w:lvl w:ilvl="3" w:tentative="1">
+      <w:start w:val="1"/>
+      <w:numFmt w:val="bullet"/>
+      <w:lvlText w:val=""/>
+      <w:lvlJc w:val="left"/>
+      <w:pPr>
+        <w:tabs>
+          <w:tab w:val="num" w:pos="2880"/>
+        </w:tabs>
+        <w:ind w:left="2880" w:hanging="360"/>
+      </w:pPr>
+      <w:rPr>
+        <w:rFonts w:ascii="Wingdings" w:hAnsi="Wingdings" w:hint="default"/>
+        <w:sz w:val="20"/>
+      </w:rPr>
+    </w:lvl>
+    <w:lvl w:ilvl="4" w:tentative="1">
+      <w:start w:val="1"/>
+      <w:numFmt w:val="bullet"/>
+      <w:lvlText w:val=""/>
+      <w:lvlJc w:val="left"/>
+      <w:pPr>
+        <w:tabs>
+          <w:tab w:val="num" w:pos="3600"/>
+        </w:tabs>
+        <w:ind w:left="3600" w:hanging="360"/>
+      </w:pPr>
+      <w:rPr>
+        <w:rFonts w:ascii="Wingdings" w:hAnsi="Wingdings" w:hint="default"/>
+        <w:sz w:val="20"/>
+      </w:rPr>
+    </w:lvl>
+    <w:lvl w:ilvl="5" w:tentative="1">
+      <w:start w:val="1"/>
+      <w:numFmt w:val="bullet"/>
+      <w:lvlText w:val=""/>
+      <w:lvlJc w:val="left"/>
+      <w:pPr>
+        <w:tabs>
+          <w:tab w:val="num" w:pos="4320"/>
+        </w:tabs>
+        <w:ind w:left="4320" w:hanging="360"/>
+      </w:pPr>
+      <w:rPr>
+        <w:rFonts w:ascii="Wingdings" w:hAnsi="Wingdings" w:hint="default"/>
+        <w:sz w:val="20"/>
+      </w:rPr>
+    </w:lvl>
+    <w:lvl w:ilvl="6" w:tentative="1">
+      <w:start w:val="1"/>
+      <w:numFmt w:val="bullet"/>
+      <w:lvlText w:val=""/>
+      <w:lvlJc w:val="left"/>
+      <w:pPr>
+        <w:tabs>
+          <w:tab w:val="num" w:pos="5040"/>
+        </w:tabs>
+        <w:ind w:left="5040" w:hanging="360"/>
+      </w:pPr>
+      <w:rPr>
+        <w:rFonts w:ascii="Wingdings" w:hAnsi="Wingdings" w:hint="default"/>
+        <w:sz w:val="20"/>
+      </w:rPr>
+    </w:lvl>
+    <w:lvl w:ilvl="7" w:tentative="1">
+      <w:start w:val="1"/>
+      <w:numFmt w:val="bullet"/>
+      <w:lvlText w:val=""/>
+      <w:lvlJc w:val="left"/>
+      <w:pPr>
+        <w:tabs>
+          <w:tab w:val="num" w:pos="5760"/>
+        </w:tabs>
+        <w:ind w:left="5760" w:hanging="360"/>
+      </w:pPr>
+      <w:rPr>
+        <w:rFonts w:ascii="Wingdings" w:hAnsi="Wingdings" w:hint="default"/>
+        <w:sz w:val="20"/>
+      </w:rPr>
+    </w:lvl>
+    <w:lvl w:ilvl="8" w:tentative="1">
+      <w:start w:val="1"/>
+      <w:numFmt w:val="bullet"/>
+      <w:lvlText w:val=""/>
+      <w:lvlJc w:val="left"/>
+      <w:pPr>
+        <w:tabs>
+          <w:tab w:val="num" w:pos="6480"/>
+        </w:tabs>
+        <w:ind w:left="6480" w:hanging="360"/>
+      </w:pPr>
+      <w:rPr>
+        <w:rFonts w:ascii="Wingdings" w:hAnsi="Wingdings" w:hint="default"/>
+        <w:sz w:val="20"/>
+      </w:rPr>
+    </w:lvl>
+  </w:abstractNum>
+  <w:abstractNum w:abstractNumId="9" w15:restartNumberingAfterBreak="0">
+    <w:nsid w:val="6F5C6B56"/>
+    <w:multiLevelType w:val="multilevel"/>
+    <w:tmpl w:val="3926AE42"/>
+    <w:lvl w:ilvl="0">
+      <w:start w:val="1"/>
+      <w:numFmt w:val="bullet"/>
+      <w:lvlText w:val=""/>
+      <w:lvlJc w:val="left"/>
+      <w:pPr>
+        <w:tabs>
+          <w:tab w:val="num" w:pos="720"/>
+        </w:tabs>
+        <w:ind w:left="720" w:hanging="360"/>
+      </w:pPr>
+      <w:rPr>
+        <w:rFonts w:ascii="Symbol" w:hAnsi="Symbol" w:hint="default"/>
+        <w:sz w:val="20"/>
+      </w:rPr>
+    </w:lvl>
+    <w:lvl w:ilvl="1" w:tentative="1">
+      <w:start w:val="1"/>
+      <w:numFmt w:val="bullet"/>
+      <w:lvlText w:val="o"/>
+      <w:lvlJc w:val="left"/>
+      <w:pPr>
+        <w:tabs>
+          <w:tab w:val="num" w:pos="1440"/>
+        </w:tabs>
+        <w:ind w:left="1440" w:hanging="360"/>
+      </w:pPr>
+      <w:rPr>
+        <w:rFonts w:ascii="Courier New" w:hAnsi="Courier New" w:hint="default"/>
+        <w:sz w:val="20"/>
+      </w:rPr>
+    </w:lvl>
+    <w:lvl w:ilvl="2" w:tentative="1">
+      <w:start w:val="1"/>
+      <w:numFmt w:val="bullet"/>
+      <w:lvlText w:val=""/>
+      <w:lvlJc w:val="left"/>
+      <w:pPr>
+        <w:tabs>
+          <w:tab w:val="num" w:pos="2160"/>
+        </w:tabs>
+        <w:ind w:left="2160" w:hanging="360"/>
+      </w:pPr>
+      <w:rPr>
+        <w:rFonts w:ascii="Wingdings" w:hAnsi="Wingdings" w:hint="default"/>
+        <w:sz w:val="20"/>
+      </w:rPr>
+    </w:lvl>
+    <w:lvl w:ilvl="3" w:tentative="1">
+      <w:start w:val="1"/>
+      <w:numFmt w:val="bullet"/>
+      <w:lvlText w:val=""/>
+      <w:lvlJc w:val="left"/>
+      <w:pPr>
+        <w:tabs>
+          <w:tab w:val="num" w:pos="2880"/>
+        </w:tabs>
+        <w:ind w:left="2880" w:hanging="360"/>
+      </w:pPr>
+      <w:rPr>
+        <w:rFonts w:ascii="Wingdings" w:hAnsi="Wingdings" w:hint="default"/>
+        <w:sz w:val="20"/>
+      </w:rPr>
+    </w:lvl>
+    <w:lvl w:ilvl="4" w:tentative="1">
+      <w:start w:val="1"/>
+      <w:numFmt w:val="bullet"/>
+      <w:lvlText w:val=""/>
+      <w:lvlJc w:val="left"/>
+      <w:pPr>
+        <w:tabs>
+          <w:tab w:val="num" w:pos="3600"/>
+        </w:tabs>
+        <w:ind w:left="3600" w:hanging="360"/>
+      </w:pPr>
+      <w:rPr>
+        <w:rFonts w:ascii="Wingdings" w:hAnsi="Wingdings" w:hint="default"/>
+        <w:sz w:val="20"/>
+      </w:rPr>
+    </w:lvl>
+    <w:lvl w:ilvl="5" w:tentative="1">
+      <w:start w:val="1"/>
+      <w:numFmt w:val="bullet"/>
+      <w:lvlText w:val=""/>
+      <w:lvlJc w:val="left"/>
+      <w:pPr>
+        <w:tabs>
+          <w:tab w:val="num" w:pos="4320"/>
+        </w:tabs>
+        <w:ind w:left="4320" w:hanging="360"/>
+      </w:pPr>
+      <w:rPr>
+        <w:rFonts w:ascii="Wingdings" w:hAnsi="Wingdings" w:hint="default"/>
+        <w:sz w:val="20"/>
+      </w:rPr>
+    </w:lvl>
+    <w:lvl w:ilvl="6" w:tentative="1">
+      <w:start w:val="1"/>
+      <w:numFmt w:val="bullet"/>
+      <w:lvlText w:val=""/>
+      <w:lvlJc w:val="left"/>
+      <w:pPr>
+        <w:tabs>
+          <w:tab w:val="num" w:pos="5040"/>
+        </w:tabs>
+        <w:ind w:left="5040" w:hanging="360"/>
+      </w:pPr>
+      <w:rPr>
+        <w:rFonts w:ascii="Wingdings" w:hAnsi="Wingdings" w:hint="default"/>
+        <w:sz w:val="20"/>
+      </w:rPr>
+    </w:lvl>
+    <w:lvl w:ilvl="7" w:tentative="1">
+      <w:start w:val="1"/>
+      <w:numFmt w:val="bullet"/>
+      <w:lvlText w:val=""/>
+      <w:lvlJc w:val="left"/>
+      <w:pPr>
+        <w:tabs>
+          <w:tab w:val="num" w:pos="5760"/>
+        </w:tabs>
+        <w:ind w:left="5760" w:hanging="360"/>
+      </w:pPr>
+      <w:rPr>
+        <w:rFonts w:ascii="Wingdings" w:hAnsi="Wingdings" w:hint="default"/>
+        <w:sz w:val="20"/>
+      </w:rPr>
+    </w:lvl>
+    <w:lvl w:ilvl="8" w:tentative="1">
+      <w:start w:val="1"/>
+      <w:numFmt w:val="bullet"/>
+      <w:lvlText w:val=""/>
+      <w:lvlJc w:val="left"/>
+      <w:pPr>
+        <w:tabs>
+          <w:tab w:val="num" w:pos="6480"/>
+        </w:tabs>
+        <w:ind w:left="6480" w:hanging="360"/>
+      </w:pPr>
+      <w:rPr>
+        <w:rFonts w:ascii="Wingdings" w:hAnsi="Wingdings" w:hint="default"/>
+        <w:sz w:val="20"/>
+      </w:rPr>
+    </w:lvl>
+  </w:abstractNum>
+  <w:num w:numId="1" w16cid:durableId="1050230127">
+    <w:abstractNumId w:val="7"/>
+  </w:num>
+  <w:num w:numId="2" w16cid:durableId="1447387510">
+    <w:abstractNumId w:val="0"/>
+  </w:num>
+  <w:num w:numId="3" w16cid:durableId="1714847547">
+    <w:abstractNumId w:val="5"/>
+  </w:num>
+  <w:num w:numId="4" w16cid:durableId="1030960552">
+    <w:abstractNumId w:val="8"/>
+  </w:num>
+  <w:num w:numId="5" w16cid:durableId="212932009">
+    <w:abstractNumId w:val="4"/>
+  </w:num>
+  <w:num w:numId="6" w16cid:durableId="2054839526">
+    <w:abstractNumId w:val="6"/>
+  </w:num>
+  <w:num w:numId="7" w16cid:durableId="312216409">
+    <w:abstractNumId w:val="3"/>
+  </w:num>
+  <w:num w:numId="8" w16cid:durableId="744255741">
+    <w:abstractNumId w:val="1"/>
+  </w:num>
+  <w:num w:numId="9" w16cid:durableId="1378772922">
+    <w:abstractNumId w:val="9"/>
+  </w:num>
+  <w:num w:numId="10" w16cid:durableId="213809898">
+    <w:abstractNumId w:val="2"/>
+  </w:num>
+</w:numbering>
 </file>
 
 <file path=word/styles.xml><?xml version="1.0" encoding="utf-8"?>
